--- a/klagomål/A 12767-2026 FSC-klagomål.docx
+++ b/klagomål/A 12767-2026 FSC-klagomål.docx
@@ -870,7 +870,7 @@
     <w:r>
       <w:tab/>
       <w:tab/>
-      <w:t>2026-03-11</w:t>
+      <w:t>2026-03-12</w:t>
       <w:br/>
       <w:br/>
     </w:r>

--- a/klagomål/A 12767-2026 FSC-klagomål.docx
+++ b/klagomål/A 12767-2026 FSC-klagomål.docx
@@ -870,7 +870,7 @@
     <w:r>
       <w:tab/>
       <w:tab/>
-      <w:t>2026-03-12</w:t>
+      <w:t>2026-03-13</w:t>
       <w:br/>
       <w:br/>
     </w:r>

--- a/klagomål/A 12767-2026 FSC-klagomål.docx
+++ b/klagomål/A 12767-2026 FSC-klagomål.docx
@@ -870,7 +870,7 @@
     <w:r>
       <w:tab/>
       <w:tab/>
-      <w:t>2026-03-13</w:t>
+      <w:t>2026-03-16</w:t>
       <w:br/>
       <w:br/>
     </w:r>

--- a/klagomål/A 12767-2026 FSC-klagomål.docx
+++ b/klagomål/A 12767-2026 FSC-klagomål.docx
@@ -870,7 +870,7 @@
     <w:r>
       <w:tab/>
       <w:tab/>
-      <w:t>2026-03-16</w:t>
+      <w:t>2026-03-17</w:t>
       <w:br/>
       <w:br/>
     </w:r>

--- a/klagomål/A 12767-2026 FSC-klagomål.docx
+++ b/klagomål/A 12767-2026 FSC-klagomål.docx
@@ -870,7 +870,7 @@
     <w:r>
       <w:tab/>
       <w:tab/>
-      <w:t>2026-03-17</w:t>
+      <w:t>2026-03-18</w:t>
       <w:br/>
       <w:br/>
     </w:r>

--- a/klagomål/A 12767-2026 FSC-klagomål.docx
+++ b/klagomål/A 12767-2026 FSC-klagomål.docx
@@ -870,7 +870,7 @@
     <w:r>
       <w:tab/>
       <w:tab/>
-      <w:t>2026-03-18</w:t>
+      <w:t>2026-03-19</w:t>
       <w:br/>
       <w:br/>
     </w:r>

--- a/klagomål/A 12767-2026 FSC-klagomål.docx
+++ b/klagomål/A 12767-2026 FSC-klagomål.docx
@@ -870,7 +870,7 @@
     <w:r>
       <w:tab/>
       <w:tab/>
-      <w:t>2026-03-19</w:t>
+      <w:t>2026-03-20</w:t>
       <w:br/>
       <w:br/>
     </w:r>

--- a/klagomål/A 12767-2026 FSC-klagomål.docx
+++ b/klagomål/A 12767-2026 FSC-klagomål.docx
@@ -870,7 +870,7 @@
     <w:r>
       <w:tab/>
       <w:tab/>
-      <w:t>2026-03-20</w:t>
+      <w:t>2026-03-21</w:t>
       <w:br/>
       <w:br/>
     </w:r>

--- a/klagomål/A 12767-2026 FSC-klagomål.docx
+++ b/klagomål/A 12767-2026 FSC-klagomål.docx
@@ -870,7 +870,7 @@
     <w:r>
       <w:tab/>
       <w:tab/>
-      <w:t>2026-03-21</w:t>
+      <w:t>2026-03-22</w:t>
       <w:br/>
       <w:br/>
     </w:r>

--- a/klagomål/A 12767-2026 FSC-klagomål.docx
+++ b/klagomål/A 12767-2026 FSC-klagomål.docx
@@ -870,7 +870,7 @@
     <w:r>
       <w:tab/>
       <w:tab/>
-      <w:t>2026-03-22</w:t>
+      <w:t>2026-03-23</w:t>
       <w:br/>
       <w:br/>
     </w:r>

--- a/klagomål/A 12767-2026 FSC-klagomål.docx
+++ b/klagomål/A 12767-2026 FSC-klagomål.docx
@@ -870,7 +870,7 @@
     <w:r>
       <w:tab/>
       <w:tab/>
-      <w:t>2026-03-23</w:t>
+      <w:t>2026-03-24</w:t>
       <w:br/>
       <w:br/>
     </w:r>

--- a/klagomål/A 12767-2026 FSC-klagomål.docx
+++ b/klagomål/A 12767-2026 FSC-klagomål.docx
@@ -870,7 +870,7 @@
     <w:r>
       <w:tab/>
       <w:tab/>
-      <w:t>2026-03-24</w:t>
+      <w:t>2026-03-25</w:t>
       <w:br/>
       <w:br/>
     </w:r>

--- a/klagomål/A 12767-2026 FSC-klagomål.docx
+++ b/klagomål/A 12767-2026 FSC-klagomål.docx
@@ -870,7 +870,7 @@
     <w:r>
       <w:tab/>
       <w:tab/>
-      <w:t>2026-03-25</w:t>
+      <w:t>2026-03-26</w:t>
       <w:br/>
       <w:br/>
     </w:r>

--- a/klagomål/A 12767-2026 FSC-klagomål.docx
+++ b/klagomål/A 12767-2026 FSC-klagomål.docx
@@ -870,7 +870,7 @@
     <w:r>
       <w:tab/>
       <w:tab/>
-      <w:t>2026-03-26</w:t>
+      <w:t>2026-03-27</w:t>
       <w:br/>
       <w:br/>
     </w:r>

--- a/klagomål/A 12767-2026 FSC-klagomål.docx
+++ b/klagomål/A 12767-2026 FSC-klagomål.docx
@@ -870,7 +870,7 @@
     <w:r>
       <w:tab/>
       <w:tab/>
-      <w:t>2026-03-27</w:t>
+      <w:t>2026-03-28</w:t>
       <w:br/>
       <w:br/>
     </w:r>

--- a/klagomål/A 12767-2026 FSC-klagomål.docx
+++ b/klagomål/A 12767-2026 FSC-klagomål.docx
@@ -870,7 +870,7 @@
     <w:r>
       <w:tab/>
       <w:tab/>
-      <w:t>2026-03-28</w:t>
+      <w:t>2026-03-29</w:t>
       <w:br/>
       <w:br/>
     </w:r>

--- a/klagomål/A 12767-2026 FSC-klagomål.docx
+++ b/klagomål/A 12767-2026 FSC-klagomål.docx
@@ -870,7 +870,7 @@
     <w:r>
       <w:tab/>
       <w:tab/>
-      <w:t>2026-03-29</w:t>
+      <w:t>2026-03-30</w:t>
       <w:br/>
       <w:br/>
     </w:r>

--- a/klagomål/A 12767-2026 FSC-klagomål.docx
+++ b/klagomål/A 12767-2026 FSC-klagomål.docx
@@ -870,7 +870,7 @@
     <w:r>
       <w:tab/>
       <w:tab/>
-      <w:t>2026-03-30</w:t>
+      <w:t>2026-03-31</w:t>
       <w:br/>
       <w:br/>
     </w:r>

--- a/klagomål/A 12767-2026 FSC-klagomål.docx
+++ b/klagomål/A 12767-2026 FSC-klagomål.docx
@@ -870,7 +870,7 @@
     <w:r>
       <w:tab/>
       <w:tab/>
-      <w:t>2026-03-31</w:t>
+      <w:t>2026-04-01</w:t>
       <w:br/>
       <w:br/>
     </w:r>

--- a/klagomål/A 12767-2026 FSC-klagomål.docx
+++ b/klagomål/A 12767-2026 FSC-klagomål.docx
@@ -870,7 +870,7 @@
     <w:r>
       <w:tab/>
       <w:tab/>
-      <w:t>2026-04-01</w:t>
+      <w:t>2026-04-02</w:t>
       <w:br/>
       <w:br/>
     </w:r>

--- a/klagomål/A 12767-2026 FSC-klagomål.docx
+++ b/klagomål/A 12767-2026 FSC-klagomål.docx
@@ -870,7 +870,7 @@
     <w:r>
       <w:tab/>
       <w:tab/>
-      <w:t>2026-04-02</w:t>
+      <w:t>2026-04-03</w:t>
       <w:br/>
       <w:br/>
     </w:r>

--- a/klagomål/A 12767-2026 FSC-klagomål.docx
+++ b/klagomål/A 12767-2026 FSC-klagomål.docx
@@ -870,7 +870,7 @@
     <w:r>
       <w:tab/>
       <w:tab/>
-      <w:t>2026-04-03</w:t>
+      <w:t>2026-04-04</w:t>
       <w:br/>
       <w:br/>
     </w:r>

--- a/klagomål/A 12767-2026 FSC-klagomål.docx
+++ b/klagomål/A 12767-2026 FSC-klagomål.docx
@@ -870,7 +870,7 @@
     <w:r>
       <w:tab/>
       <w:tab/>
-      <w:t>2026-04-04</w:t>
+      <w:t>2026-04-05</w:t>
       <w:br/>
       <w:br/>
     </w:r>

--- a/klagomål/A 12767-2026 FSC-klagomål.docx
+++ b/klagomål/A 12767-2026 FSC-klagomål.docx
@@ -870,7 +870,7 @@
     <w:r>
       <w:tab/>
       <w:tab/>
-      <w:t>2026-04-05</w:t>
+      <w:t>2026-04-06</w:t>
       <w:br/>
       <w:br/>
     </w:r>

--- a/klagomål/A 12767-2026 FSC-klagomål.docx
+++ b/klagomål/A 12767-2026 FSC-klagomål.docx
@@ -271,10 +271,10 @@
         <w:rPr>
           <w:b/>
         </w:rPr>
-        <w:t>Dropptaggsvamp</w:t>
+        <w:t>Dropptaggsvamp (NT)</w:t>
       </w:r>
       <w:r>
-        <w:t xml:space="preserve"> bildar mykorrhiza med tall, huvudsakligen i äldre skog. Total population i landet bedöms ha minskat och fortsatt minska på grund av slutavverkningar och förhöja kvävenivåer i marken som en följd av skogsgödsling. Dropptaggsvamp är typisk art för </w:t>
+        <w:t xml:space="preserve"> bildar mykorrhiza med tall, främst i barrskog med trädkontinuitet, i magra, torra och ljusöppna lavtallskogar och i barrblandskogar med friskmossor och lingon i fältskiktet. Den totala populationen i landet har minskat och bedöms fortsätta minska till följd av slutavverkningar av tallskog. Det är högst oklart om arten långsiktigt kan etablera och reproducera sig i skogsbestånd som brukas med trakthyggesmetoder, markberedning, gödsling eller föryngring med förädlat plantmaterial. Uppfyller kriterierna för att bli rödlistad på grund av ny kunskap som visar att en större andel av populationen än tidigare bedömt är knuten till kontinuitetsbarrskog. Minskningstakten för den svenska populationen bedöms vara nära gränsvärdet för Sårbar (VU). Dropptaggsvamp är typisk art för </w:t>
       </w:r>
       <w:r>
         <w:rPr>
@@ -283,7 +283,7 @@
         <w:t xml:space="preserve">9010 Taiga </w:t>
       </w:r>
       <w:r>
-        <w:t>(SLU Artdatabanken, 2025).</w:t>
+        <w:t>(SLU Artdatabanken, 2026).</w:t>
       </w:r>
     </w:p>
     <w:p>
@@ -291,10 +291,10 @@
         <w:rPr>
           <w:b/>
         </w:rPr>
-        <w:t xml:space="preserve">Gelatinfingersvamp (DD) </w:t>
+        <w:t xml:space="preserve">Gelatinfingersvamp (NT) </w:t>
       </w:r>
       <w:r>
-        <w:t>bildar mykorrhiza med tall, främst i äldre sandtallskog men ibland även i grandominerad, rikare barrblandskog. Arten hotas främst av slutavverkning och andra skogsbruksåtgärder. Den tål inte en slutavverkning och sannolikt inte heller en kraftig gallring. Arten är placerad högst upp i Skogsstyrelsens värdepyramid för bedömning av skog med höga naturvärden och skogsområden med arten bör undantas från rationellt skogsbruk. Slutavverkning, kraftig gallring och skogsgödsling måste helt undvikas, liksom körning med tunga maskiner (SLU Artdatabanken, 2024; Nitare &amp; Skogsstyrelsen, 2019).</w:t>
+        <w:t>bildar mykorrhiza med tall, främst i äldre sandtallskog men ibland även i grandominerad, rikare barrblandskog. Arten hotas främst av slutavverkning och andra skogsbruksåtgärder. Den tål inte en slutavverkning och sannolikt inte heller en kraftig gallring. Arten är placerad högst upp i Skogsstyrelsens värdepyramid för bedömning av skog med höga naturvärden och skogsområden med arten bör undantas från rationellt skogsbruk. Slutavverkning, kraftig gallring och skogsgödsling måste helt undvikas, liksom körning med tunga maskiner (SLU Artdatabanken, 2026; Nitare &amp; Skogsstyrelsen, 2019).</w:t>
       </w:r>
     </w:p>
     <w:p>
@@ -373,10 +373,10 @@
         <w:rPr>
           <w:b/>
         </w:rPr>
-        <w:t xml:space="preserve">Skrovlig taggsvamp (NT) </w:t>
+        <w:t xml:space="preserve">Skarp dropptaggsvamp (NT) </w:t>
       </w:r>
       <w:r>
-        <w:t>bildar mykorrhiza med tall i äldre tallskog, framför allt på tallhed. Den växer huvudsakligen i äldre barrskog som hotas av slutavverkning. Genom att äldre barrskogar och naturskogar blir allt sällsyntare, missgynnas arten av skogsbruk. Arten ingår i ett åtgärdsprogram för hotade arter (ÅGP) och en långsiktig tillgång till svampens värdträd behöver säkras genom att växtplatserna undantas från avverkning. Skrovlig taggsvamp är globalt rödlistad som nära hotad (NT) vilket innebär att Sverige har ett internationellt ansvar för arten (IUCN, 2025; SLU Artdatabanken, 2024; Nitare, 2006).</w:t>
+        <w:t>bildar mykorrhiza med både gran och tall, främst i barrskogar med trädkontinuitet. Arten uppträder dels i näringsrik kalkbarrskog och dels i sur lavtallskog. Kalkbarrskogarna är ofta grandominerade, olikåldriga och skiktade på frisk mark med ett örtrikt vegetationsskikt. Lavtallskogarna är i regel magra, torra, ljusöppna och ofta brandpräglade. Den totala populationen i landet har minskat och bedöms fortsätta minska till följd av avverkning av äldre barrskogar. Arten har begränsad förmåga att återetablera sig efter slutavverkning eller andra storskaliga skogsbruksåtgärder. Det saknas indikationer på att arten långsiktigt kan etablera eller reproducera sig i skogsbestånd som brukas med metoder som trakthyggesbruk, markberedning, gödsling eller föryngring med förädlat plantmaterial. Minskningstakten för den svenska populationen bedöms vara nära gränsvärdet för Sårbar (VU) (SLU Artdatabanken, 2026).</w:t>
       </w:r>
     </w:p>
     <w:p>
@@ -384,10 +384,21 @@
         <w:rPr>
           <w:b/>
         </w:rPr>
-        <w:t xml:space="preserve">Tallfingersvamp </w:t>
+        <w:t xml:space="preserve">Skrovlig taggsvamp (VU) </w:t>
       </w:r>
       <w:r>
-        <w:t>bildar mykorrhiza med tall och gran i barrskog, framför allt sandtallskog men även i annan näringsfattig barrskog. Arten är en av landets vanligaste korallfingersvampar i äldre barrskog. Trots detta är den troligen minskande då den i huvudsak är knuten till äldre skog, främst kontinuitetsbarrskogar. Slutavverkning, gödsling eller exploatering måste undvikas (SLU Artdatabanken, 2024).</w:t>
+        <w:t>bildar mykorrhiza med tall i äldre tallskog, framför allt på tallhed. Den växer huvudsakligen i äldre barrskog som hotas av slutavverkning. Genom att äldre barrskogar och naturskogar blir allt sällsyntare, missgynnas arten av skogsbruk. Arten ingår i ett åtgärdsprogram för hotade arter (ÅGP) och en långsiktig tillgång till svampens värdträd behöver säkras genom att växtplatserna undantas från avverkning. Skrovlig taggsvamp är globalt rödlistad som nära hotad (NT) vilket innebär att Sverige har ett internationellt ansvar för arten (IUCN, 2025; SLU Artdatabanken, 2026; Nitare, 2006).</w:t>
+      </w:r>
+    </w:p>
+    <w:p>
+      <w:r>
+        <w:rPr>
+          <w:b/>
+        </w:rPr>
+        <w:t xml:space="preserve">Tallfingersvamp (NT) </w:t>
+      </w:r>
+      <w:r>
+        <w:t>bildar mykorrhiza med tall och gran i äldre barrskog, framför allt sandtallskog men även i annan näringsfattig barrskog, huvudsakligen i äldre kontinuitetsskog. Den totala populationen i landet har minskat och bedöms fortsätta minska till följd av avverkning av barrskogar med trädkontinuitet. Minskningstakten för den svenska populationen bedöms vara nära gränsvärdet för Sårbar (VU). Slutavverkning, gödsling eller exploatering måste undvikas (SLU Artdatabanken, 2026).</w:t>
       </w:r>
     </w:p>
     <w:p>
@@ -870,7 +881,7 @@
     <w:r>
       <w:tab/>
       <w:tab/>
-      <w:t>2026-04-06</w:t>
+      <w:t>2026-04-07</w:t>
       <w:br/>
       <w:br/>
     </w:r>

--- a/klagomål/A 12767-2026 FSC-klagomål.docx
+++ b/klagomål/A 12767-2026 FSC-klagomål.docx
@@ -881,7 +881,7 @@
     <w:r>
       <w:tab/>
       <w:tab/>
-      <w:t>2026-04-07</w:t>
+      <w:t>2026-04-08</w:t>
       <w:br/>
       <w:br/>
     </w:r>

--- a/klagomål/A 12767-2026 FSC-klagomål.docx
+++ b/klagomål/A 12767-2026 FSC-klagomål.docx
@@ -881,7 +881,7 @@
     <w:r>
       <w:tab/>
       <w:tab/>
-      <w:t>2026-04-08</w:t>
+      <w:t>2026-04-09</w:t>
       <w:br/>
       <w:br/>
     </w:r>

--- a/klagomål/A 12767-2026 FSC-klagomål.docx
+++ b/klagomål/A 12767-2026 FSC-klagomål.docx
@@ -881,7 +881,7 @@
     <w:r>
       <w:tab/>
       <w:tab/>
-      <w:t>2026-04-09</w:t>
+      <w:t>2026-04-10</w:t>
       <w:br/>
       <w:br/>
     </w:r>

--- a/klagomål/A 12767-2026 FSC-klagomål.docx
+++ b/klagomål/A 12767-2026 FSC-klagomål.docx
@@ -881,7 +881,7 @@
     <w:r>
       <w:tab/>
       <w:tab/>
-      <w:t>2026-04-10</w:t>
+      <w:t>2026-04-11</w:t>
       <w:br/>
       <w:br/>
     </w:r>

--- a/klagomål/A 12767-2026 FSC-klagomål.docx
+++ b/klagomål/A 12767-2026 FSC-klagomål.docx
@@ -881,7 +881,7 @@
     <w:r>
       <w:tab/>
       <w:tab/>
-      <w:t>2026-04-11</w:t>
+      <w:t>2026-04-12</w:t>
       <w:br/>
       <w:br/>
     </w:r>

--- a/klagomål/A 12767-2026 FSC-klagomål.docx
+++ b/klagomål/A 12767-2026 FSC-klagomål.docx
@@ -881,7 +881,7 @@
     <w:r>
       <w:tab/>
       <w:tab/>
-      <w:t>2026-04-14</w:t>
+      <w:t>2026-04-15</w:t>
       <w:br/>
       <w:br/>
     </w:r>

--- a/klagomål/A 12767-2026 FSC-klagomål.docx
+++ b/klagomål/A 12767-2026 FSC-klagomål.docx
@@ -881,7 +881,7 @@
     <w:r>
       <w:tab/>
       <w:tab/>
-      <w:t>2026-04-15</w:t>
+      <w:t>2026-04-16</w:t>
       <w:br/>
       <w:br/>
     </w:r>

--- a/klagomål/A 12767-2026 FSC-klagomål.docx
+++ b/klagomål/A 12767-2026 FSC-klagomål.docx
@@ -881,7 +881,7 @@
     <w:r>
       <w:tab/>
       <w:tab/>
-      <w:t>2026-04-16</w:t>
+      <w:t>2026-04-17</w:t>
       <w:br/>
       <w:br/>
     </w:r>

--- a/klagomål/A 12767-2026 FSC-klagomål.docx
+++ b/klagomål/A 12767-2026 FSC-klagomål.docx
@@ -881,7 +881,7 @@
     <w:r>
       <w:tab/>
       <w:tab/>
-      <w:t>2026-04-17</w:t>
+      <w:t>2026-04-18</w:t>
       <w:br/>
       <w:br/>
     </w:r>

--- a/klagomål/A 12767-2026 FSC-klagomål.docx
+++ b/klagomål/A 12767-2026 FSC-klagomål.docx
@@ -881,7 +881,7 @@
     <w:r>
       <w:tab/>
       <w:tab/>
-      <w:t>2026-04-18</w:t>
+      <w:t>2026-04-19</w:t>
       <w:br/>
       <w:br/>
     </w:r>

--- a/klagomål/A 12767-2026 FSC-klagomål.docx
+++ b/klagomål/A 12767-2026 FSC-klagomål.docx
@@ -881,7 +881,7 @@
     <w:r>
       <w:tab/>
       <w:tab/>
-      <w:t>2026-04-19</w:t>
+      <w:t>2026-04-20</w:t>
       <w:br/>
       <w:br/>
     </w:r>

--- a/klagomål/A 12767-2026 FSC-klagomål.docx
+++ b/klagomål/A 12767-2026 FSC-klagomål.docx
@@ -881,7 +881,7 @@
     <w:r>
       <w:tab/>
       <w:tab/>
-      <w:t>2026-04-20</w:t>
+      <w:t>2026-04-21</w:t>
       <w:br/>
       <w:br/>
     </w:r>

--- a/klagomål/A 12767-2026 FSC-klagomål.docx
+++ b/klagomål/A 12767-2026 FSC-klagomål.docx
@@ -881,7 +881,7 @@
     <w:r>
       <w:tab/>
       <w:tab/>
-      <w:t>2026-04-21</w:t>
+      <w:t>2026-04-22</w:t>
       <w:br/>
       <w:br/>
     </w:r>

--- a/klagomål/A 12767-2026 FSC-klagomål.docx
+++ b/klagomål/A 12767-2026 FSC-klagomål.docx
@@ -881,7 +881,7 @@
     <w:r>
       <w:tab/>
       <w:tab/>
-      <w:t>2026-04-22</w:t>
+      <w:t>2026-04-23</w:t>
       <w:br/>
       <w:br/>
     </w:r>

--- a/klagomål/A 12767-2026 FSC-klagomål.docx
+++ b/klagomål/A 12767-2026 FSC-klagomål.docx
@@ -881,7 +881,7 @@
     <w:r>
       <w:tab/>
       <w:tab/>
-      <w:t>2026-04-23</w:t>
+      <w:t>2026-04-24</w:t>
       <w:br/>
       <w:br/>
     </w:r>

--- a/klagomål/A 12767-2026 FSC-klagomål.docx
+++ b/klagomål/A 12767-2026 FSC-klagomål.docx
@@ -881,7 +881,7 @@
     <w:r>
       <w:tab/>
       <w:tab/>
-      <w:t>2026-04-24</w:t>
+      <w:t>2026-04-25</w:t>
       <w:br/>
       <w:br/>
     </w:r>

--- a/klagomål/A 12767-2026 FSC-klagomål.docx
+++ b/klagomål/A 12767-2026 FSC-klagomål.docx
@@ -881,7 +881,7 @@
     <w:r>
       <w:tab/>
       <w:tab/>
-      <w:t>2026-04-25</w:t>
+      <w:t>2026-04-26</w:t>
       <w:br/>
       <w:br/>
     </w:r>

--- a/klagomål/A 12767-2026 FSC-klagomål.docx
+++ b/klagomål/A 12767-2026 FSC-klagomål.docx
@@ -881,7 +881,7 @@
     <w:r>
       <w:tab/>
       <w:tab/>
-      <w:t>2026-05-16</w:t>
+      <w:t>2026-05-17</w:t>
       <w:br/>
       <w:br/>
     </w:r>

--- a/klagomål/A 12767-2026 FSC-klagomål.docx
+++ b/klagomål/A 12767-2026 FSC-klagomål.docx
@@ -881,7 +881,7 @@
     <w:r>
       <w:tab/>
       <w:tab/>
-      <w:t>2026-05-17</w:t>
+      <w:t>2026-05-18</w:t>
       <w:br/>
       <w:br/>
     </w:r>

--- a/klagomål/A 12767-2026 FSC-klagomål.docx
+++ b/klagomål/A 12767-2026 FSC-klagomål.docx
@@ -881,7 +881,7 @@
     <w:r>
       <w:tab/>
       <w:tab/>
-      <w:t>2026-05-18</w:t>
+      <w:t>2026-05-19</w:t>
       <w:br/>
       <w:br/>
     </w:r>

--- a/klagomål/A 12767-2026 FSC-klagomål.docx
+++ b/klagomål/A 12767-2026 FSC-klagomål.docx
@@ -881,7 +881,7 @@
     <w:r>
       <w:tab/>
       <w:tab/>
-      <w:t>2026-05-19</w:t>
+      <w:t>2026-05-20</w:t>
       <w:br/>
       <w:br/>
     </w:r>

--- a/klagomål/A 12767-2026 FSC-klagomål.docx
+++ b/klagomål/A 12767-2026 FSC-klagomål.docx
@@ -881,7 +881,7 @@
     <w:r>
       <w:tab/>
       <w:tab/>
-      <w:t>2026-05-20</w:t>
+      <w:t>2026-05-21</w:t>
       <w:br/>
       <w:br/>
     </w:r>

--- a/klagomål/A 12767-2026 FSC-klagomål.docx
+++ b/klagomål/A 12767-2026 FSC-klagomål.docx
@@ -881,7 +881,7 @@
     <w:r>
       <w:tab/>
       <w:tab/>
-      <w:t>2026-05-21</w:t>
+      <w:t>2026-05-22</w:t>
       <w:br/>
       <w:br/>
     </w:r>

--- a/klagomål/A 12767-2026 FSC-klagomål.docx
+++ b/klagomål/A 12767-2026 FSC-klagomål.docx
@@ -881,7 +881,7 @@
     <w:r>
       <w:tab/>
       <w:tab/>
-      <w:t>2026-05-22</w:t>
+      <w:t>2026-05-23</w:t>
       <w:br/>
       <w:br/>
     </w:r>

--- a/klagomål/A 12767-2026 FSC-klagomål.docx
+++ b/klagomål/A 12767-2026 FSC-klagomål.docx
@@ -881,7 +881,7 @@
     <w:r>
       <w:tab/>
       <w:tab/>
-      <w:t>2026-05-23</w:t>
+      <w:t>2026-05-24</w:t>
       <w:br/>
       <w:br/>
     </w:r>

--- a/klagomål/A 12767-2026 FSC-klagomål.docx
+++ b/klagomål/A 12767-2026 FSC-klagomål.docx
@@ -881,7 +881,7 @@
     <w:r>
       <w:tab/>
       <w:tab/>
-      <w:t>2026-05-24</w:t>
+      <w:t>2026-05-25</w:t>
       <w:br/>
       <w:br/>
     </w:r>

--- a/klagomål/A 12767-2026 FSC-klagomål.docx
+++ b/klagomål/A 12767-2026 FSC-klagomål.docx
@@ -881,7 +881,7 @@
     <w:r>
       <w:tab/>
       <w:tab/>
-      <w:t>2026-05-25</w:t>
+      <w:t>2026-05-26</w:t>
       <w:br/>
       <w:br/>
     </w:r>

--- a/klagomål/A 12767-2026 FSC-klagomål.docx
+++ b/klagomål/A 12767-2026 FSC-klagomål.docx
@@ -881,7 +881,7 @@
     <w:r>
       <w:tab/>
       <w:tab/>
-      <w:t>2026-05-26</w:t>
+      <w:t>2026-05-27</w:t>
       <w:br/>
       <w:br/>
     </w:r>

--- a/klagomål/A 12767-2026 FSC-klagomål.docx
+++ b/klagomål/A 12767-2026 FSC-klagomål.docx
@@ -881,7 +881,7 @@
     <w:r>
       <w:tab/>
       <w:tab/>
-      <w:t>2026-05-27</w:t>
+      <w:t>2026-05-28</w:t>
       <w:br/>
       <w:br/>
     </w:r>

--- a/klagomål/A 12767-2026 FSC-klagomål.docx
+++ b/klagomål/A 12767-2026 FSC-klagomål.docx
@@ -881,7 +881,7 @@
     <w:r>
       <w:tab/>
       <w:tab/>
-      <w:t>2026-05-28</w:t>
+      <w:t>2026-05-29</w:t>
       <w:br/>
       <w:br/>
     </w:r>

--- a/klagomål/A 12767-2026 FSC-klagomål.docx
+++ b/klagomål/A 12767-2026 FSC-klagomål.docx
@@ -881,7 +881,7 @@
     <w:r>
       <w:tab/>
       <w:tab/>
-      <w:t>2026-05-29</w:t>
+      <w:t>2026-05-30</w:t>
       <w:br/>
       <w:br/>
     </w:r>

--- a/klagomål/A 12767-2026 FSC-klagomål.docx
+++ b/klagomål/A 12767-2026 FSC-klagomål.docx
@@ -881,7 +881,7 @@
     <w:r>
       <w:tab/>
       <w:tab/>
-      <w:t>2026-05-30</w:t>
+      <w:t>2026-05-31</w:t>
       <w:br/>
       <w:br/>
     </w:r>

--- a/klagomål/A 12767-2026 FSC-klagomål.docx
+++ b/klagomål/A 12767-2026 FSC-klagomål.docx
@@ -881,7 +881,7 @@
     <w:r>
       <w:tab/>
       <w:tab/>
-      <w:t>2026-05-31</w:t>
+      <w:t>2026-06-01</w:t>
       <w:br/>
       <w:br/>
     </w:r>

--- a/klagomål/A 12767-2026 FSC-klagomål.docx
+++ b/klagomål/A 12767-2026 FSC-klagomål.docx
@@ -881,7 +881,7 @@
     <w:r>
       <w:tab/>
       <w:tab/>
-      <w:t>2026-06-01</w:t>
+      <w:t>2026-06-02</w:t>
       <w:br/>
       <w:br/>
     </w:r>

--- a/klagomål/A 12767-2026 FSC-klagomål.docx
+++ b/klagomål/A 12767-2026 FSC-klagomål.docx
@@ -881,7 +881,7 @@
     <w:r>
       <w:tab/>
       <w:tab/>
-      <w:t>2026-06-02</w:t>
+      <w:t>2026-06-03</w:t>
       <w:br/>
       <w:br/>
     </w:r>

--- a/klagomål/A 12767-2026 FSC-klagomål.docx
+++ b/klagomål/A 12767-2026 FSC-klagomål.docx
@@ -881,7 +881,7 @@
     <w:r>
       <w:tab/>
       <w:tab/>
-      <w:t>2026-06-03</w:t>
+      <w:t>2026-06-04</w:t>
       <w:br/>
       <w:br/>
     </w:r>

--- a/klagomål/A 12767-2026 FSC-klagomål.docx
+++ b/klagomål/A 12767-2026 FSC-klagomål.docx
@@ -881,7 +881,7 @@
     <w:r>
       <w:tab/>
       <w:tab/>
-      <w:t>2026-06-04</w:t>
+      <w:t>2026-06-05</w:t>
       <w:br/>
       <w:br/>
     </w:r>

--- a/klagomål/A 12767-2026 FSC-klagomål.docx
+++ b/klagomål/A 12767-2026 FSC-klagomål.docx
@@ -881,7 +881,7 @@
     <w:r>
       <w:tab/>
       <w:tab/>
-      <w:t>2026-06-05</w:t>
+      <w:t>2026-06-06</w:t>
       <w:br/>
       <w:br/>
     </w:r>

--- a/klagomål/A 12767-2026 FSC-klagomål.docx
+++ b/klagomål/A 12767-2026 FSC-klagomål.docx
@@ -881,7 +881,7 @@
     <w:r>
       <w:tab/>
       <w:tab/>
-      <w:t>2026-06-06</w:t>
+      <w:t>2026-06-07</w:t>
       <w:br/>
       <w:br/>
     </w:r>

--- a/klagomål/A 12767-2026 FSC-klagomål.docx
+++ b/klagomål/A 12767-2026 FSC-klagomål.docx
@@ -881,7 +881,7 @@
     <w:r>
       <w:tab/>
       <w:tab/>
-      <w:t>2026-06-07</w:t>
+      <w:t>2026-06-08</w:t>
       <w:br/>
       <w:br/>
     </w:r>

--- a/klagomål/A 12767-2026 FSC-klagomål.docx
+++ b/klagomål/A 12767-2026 FSC-klagomål.docx
@@ -881,7 +881,7 @@
     <w:r>
       <w:tab/>
       <w:tab/>
-      <w:t>2026-06-08</w:t>
+      <w:t>2026-06-09</w:t>
       <w:br/>
       <w:br/>
     </w:r>

--- a/klagomål/A 12767-2026 FSC-klagomål.docx
+++ b/klagomål/A 12767-2026 FSC-klagomål.docx
@@ -881,7 +881,7 @@
     <w:r>
       <w:tab/>
       <w:tab/>
-      <w:t>2026-06-09</w:t>
+      <w:t>2026-06-10</w:t>
       <w:br/>
       <w:br/>
     </w:r>

--- a/klagomål/A 12767-2026 FSC-klagomål.docx
+++ b/klagomål/A 12767-2026 FSC-klagomål.docx
@@ -881,7 +881,7 @@
     <w:r>
       <w:tab/>
       <w:tab/>
-      <w:t>2026-06-10</w:t>
+      <w:t>2026-06-11</w:t>
       <w:br/>
       <w:br/>
     </w:r>

--- a/klagomål/A 12767-2026 FSC-klagomål.docx
+++ b/klagomål/A 12767-2026 FSC-klagomål.docx
@@ -881,7 +881,7 @@
     <w:r>
       <w:tab/>
       <w:tab/>
-      <w:t>2026-06-11</w:t>
+      <w:t>2026-06-12</w:t>
       <w:br/>
       <w:br/>
     </w:r>

--- a/klagomål/A 12767-2026 FSC-klagomål.docx
+++ b/klagomål/A 12767-2026 FSC-klagomål.docx
@@ -881,7 +881,7 @@
     <w:r>
       <w:tab/>
       <w:tab/>
-      <w:t>2026-06-12</w:t>
+      <w:t>2026-06-13</w:t>
       <w:br/>
       <w:br/>
     </w:r>

--- a/klagomål/A 12767-2026 FSC-klagomål.docx
+++ b/klagomål/A 12767-2026 FSC-klagomål.docx
@@ -881,7 +881,7 @@
     <w:r>
       <w:tab/>
       <w:tab/>
-      <w:t>2026-06-15</w:t>
+      <w:t>2026-06-16</w:t>
       <w:br/>
       <w:br/>
     </w:r>

--- a/klagomål/A 12767-2026 FSC-klagomål.docx
+++ b/klagomål/A 12767-2026 FSC-klagomål.docx
@@ -881,7 +881,7 @@
     <w:r>
       <w:tab/>
       <w:tab/>
-      <w:t>2026-06-16</w:t>
+      <w:t>2026-06-17</w:t>
       <w:br/>
       <w:br/>
     </w:r>

--- a/klagomål/A 12767-2026 FSC-klagomål.docx
+++ b/klagomål/A 12767-2026 FSC-klagomål.docx
@@ -1,6 +1,6 @@
 
 <file path=word/document.xml><?xml version="1.0" encoding="utf-8"?>
-<w:document xmlns:wpc="http://schemas.microsoft.com/office/word/2010/wordprocessingCanvas" xmlns:cx="http://schemas.microsoft.com/office/drawing/2014/chartex" xmlns:cx1="http://schemas.microsoft.com/office/drawing/2015/9/8/chartex" xmlns:cx2="http://schemas.microsoft.com/office/drawing/2015/10/21/chartex" xmlns:cx3="http://schemas.microsoft.com/office/drawing/2016/5/9/chartex" xmlns:cx4="http://schemas.microsoft.com/office/drawing/2016/5/10/chartex" xmlns:cx5="http://schemas.microsoft.com/office/drawing/2016/5/11/chartex" xmlns:cx6="http://schemas.microsoft.com/office/drawing/2016/5/12/chartex" xmlns:cx7="http://schemas.microsoft.com/office/drawing/2016/5/13/chartex" xmlns:cx8="http://schemas.microsoft.com/office/drawing/2016/5/14/chartex" xmlns:mc="http://schemas.openxmlformats.org/markup-compatibility/2006" xmlns:aink="http://schemas.microsoft.com/office/drawing/2016/ink" xmlns:am3d="http://schemas.microsoft.com/office/drawing/2017/model3d" xmlns:o="urn:schemas-microsoft-com:office:office" xmlns:oel="http://schemas.microsoft.com/office/2019/extlst" xmlns:r="http://schemas.openxmlformats.org/officeDocument/2006/relationships" xmlns:m="http://schemas.openxmlformats.org/officeDocument/2006/math" xmlns:v="urn:schemas-microsoft-com:vml" xmlns:wp14="http://schemas.microsoft.com/office/word/2010/wordprocessingDrawing" xmlns:wp="http://schemas.openxmlformats.org/drawingml/2006/wordprocessingDrawing" xmlns:w10="urn:schemas-microsoft-com:office:word" xmlns:w="http://schemas.openxmlformats.org/wordprocessingml/2006/main" xmlns:w14="http://schemas.microsoft.com/office/word/2010/wordml" xmlns:w15="http://schemas.microsoft.com/office/word/2012/wordml" xmlns:w16cex="http://schemas.microsoft.com/office/word/2018/wordml/cex" xmlns:w16cid="http://schemas.microsoft.com/office/word/2016/wordml/cid" xmlns:w16="http://schemas.microsoft.com/office/word/2018/wordml" xmlns:w16sdtdh="http://schemas.microsoft.com/office/word/2020/wordml/sdtdatahash" xmlns:w16se="http://schemas.microsoft.com/office/word/2015/wordml/symex" xmlns:wpg="http://schemas.microsoft.com/office/word/2010/wordprocessingGroup" xmlns:wpi="http://schemas.microsoft.com/office/word/2010/wordprocessingInk" xmlns:wne="http://schemas.microsoft.com/office/word/2006/wordml" xmlns:wps="http://schemas.microsoft.com/office/word/2010/wordprocessingShape" mc:Ignorable="w14 w15 w16se w16cid w16 w16cex w16sdtdh wp14">
+<w:document xmlns:wpc="http://schemas.microsoft.com/office/word/2010/wordprocessingCanvas" xmlns:cx="http://schemas.microsoft.com/office/drawing/2014/chartex" xmlns:cx1="http://schemas.microsoft.com/office/drawing/2015/9/8/chartex" xmlns:cx2="http://schemas.microsoft.com/office/drawing/2015/10/21/chartex" xmlns:cx3="http://schemas.microsoft.com/office/drawing/2016/5/9/chartex" xmlns:cx4="http://schemas.microsoft.com/office/drawing/2016/5/10/chartex" xmlns:cx5="http://schemas.microsoft.com/office/drawing/2016/5/11/chartex" xmlns:cx6="http://schemas.microsoft.com/office/drawing/2016/5/12/chartex" xmlns:cx7="http://schemas.microsoft.com/office/drawing/2016/5/13/chartex" xmlns:cx8="http://schemas.microsoft.com/office/drawing/2016/5/14/chartex" xmlns:mc="http://schemas.openxmlformats.org/markup-compatibility/2006" xmlns:aink="http://schemas.microsoft.com/office/drawing/2016/ink" xmlns:am3d="http://schemas.microsoft.com/office/drawing/2017/model3d" xmlns:o="urn:schemas-microsoft-com:office:office" xmlns:oel="http://schemas.microsoft.com/office/2019/extlst" xmlns:r="http://schemas.openxmlformats.org/officeDocument/2006/relationships" xmlns:m="http://schemas.openxmlformats.org/officeDocument/2006/math" xmlns:v="urn:schemas-microsoft-com:vml" xmlns:wp14="http://schemas.microsoft.com/office/word/2010/wordprocessingDrawing" xmlns:wp="http://schemas.openxmlformats.org/drawingml/2006/wordprocessingDrawing" xmlns:w10="urn:schemas-microsoft-com:office:word" xmlns:w="http://schemas.openxmlformats.org/wordprocessingml/2006/main" xmlns:w14="http://schemas.microsoft.com/office/word/2010/wordml" xmlns:w15="http://schemas.microsoft.com/office/word/2012/wordml" xmlns:w16cex="http://schemas.microsoft.com/office/word/2018/wordml/cex" xmlns:w16cid="http://schemas.microsoft.com/office/word/2016/wordml/cid" xmlns:w16="http://schemas.microsoft.com/office/word/2018/wordml" xmlns:w16du="http://schemas.microsoft.com/office/word/2023/wordml/word16du" xmlns:w16sdtdh="http://schemas.microsoft.com/office/word/2020/wordml/sdtdatahash" xmlns:w16sdtfl="http://schemas.microsoft.com/office/word/2024/wordml/sdtformatlock" xmlns:w16se="http://schemas.microsoft.com/office/word/2015/wordml/symex" xmlns:wpg="http://schemas.microsoft.com/office/word/2010/wordprocessingGroup" xmlns:wpi="http://schemas.microsoft.com/office/word/2010/wordprocessingInk" xmlns:wne="http://schemas.microsoft.com/office/word/2006/wordml" xmlns:wps="http://schemas.microsoft.com/office/word/2010/wordprocessingShape" mc:Ignorable="w14 w15 w16se w16cid w16 w16cex w16sdtdh w16sdtfl w16du wp14">
   <w:body>
     <w:p>
       <w:r>
@@ -168,7 +168,7 @@
     </w:p>
     <w:p>
       <w:r>
-        <w:t>Detta dokument behandlar höga naturvärden i avverkningsanmälan A 12767-2026 i Rättviks kommun. Denna avverkningsanmälan inkom 2026-03-10 16:06:22 och omfattar 10,1 ha.</w:t>
+        <w:t>Detta dokument behandlar höga naturvärden i avverkningsanmälan A 12767-2026 i Rättviks kommun som inkom 2026-03-10 och omfattar 10,1 ha.</w:t>
       </w:r>
     </w:p>
     <w:p>
@@ -191,12 +191,15 @@
     </w:p>
     <w:p>
       <w:r>
-        <w:t>I avverkningsanmälan har följande 14 naturvårdsarter hittats: lammticka (VU), rotfingersvamp (VU), torrmusseron (VU), blå taggsvamp (NT), motaggsvamp (NT), orange taggsvamp (NT), skrovlig taggsvamp (NT), tallriska (NT), talltaggsvamp (NT), gelatinfingersvamp (DD), dropptaggsvamp (S), plattlummer (S, §9), skarp dropptaggsvamp (S) och tallfingersvamp (S). Av dessa är 10 rödlistade. För rödlistade arter har rödlistekategorin angivits inom parentes. Arter som är signalarter enligt Skogsstyrelsen har markerats med (S). För fridlysta arter anges även paragrafen i Artskyddsförordningen som arten är fridlyst enligt.</w:t>
+        <w:t>I och inom 22 meter från avverkningsanmälan har följande 16 naturvårdsarter hittats: lammticka (VU), rotfingersvamp (VU), skrovlig taggsvamp (VU), torrmusseron (VU), blå taggsvamp (NT, T), dropptaggsvamp (NT, T), gelatinfingersvamp (NT), motaggsvamp (NT, T), orange taggsvamp (NT, T), skarp dropptaggsvamp (NT), såpfingersvamp (NT), tallfingersvamp (NT), tallriska (NT), talltaggsvamp (NT), Ramaria subtilis (DD) och plattlummer (S, T, §9). Av dessa är 15 rödlistade. För rödlistade arter har rödlistekategorin angivits inom parentes. Arter som är signalarter enligt Skogsstyrelsen har markerats med (S). Typiska arter inom Natura 2000 som är kopplade till skogsekosystem har markerats med (T). För fridlysta arter anges även paragrafen i Artskyddsförordningen som arten är fridlyst enligt.</w:t>
       </w:r>
     </w:p>
     <w:p>
       <w:r>
-        <w:t>De påträffade naturvårdsarterna är ett tydligt kvitto på att detta rör sig om en skog med höga naturvärden. I Figur 1 visas en karta över det avverkningsanmälda området, där samtliga fyndplatser för naturvårdsarter som finns registrerade på Artportalen har markerats.</w:t>
+        <w:t>De påträffade naturvårdsarterna är ett tydligt kvitto på att det rör sig om en skog med höga naturvärden.</w:t>
+      </w:r>
+      <w:r>
+        <w:t xml:space="preserve"> I Figur 1 visas fyndplatser för naturvårdsarter i området, som finns registrerade på Artportalen.</w:t>
       </w:r>
     </w:p>
     <w:p>
@@ -206,7 +209,7 @@
       <w:r>
         <w:drawing>
           <wp:inline xmlns:a="http://schemas.openxmlformats.org/drawingml/2006/main" xmlns:pic="http://schemas.openxmlformats.org/drawingml/2006/picture">
-            <wp:extent cx="5486400" cy="5454027"/>
+            <wp:extent cx="5486400" cy="5279571"/>
             <wp:docPr id="1" name="Picture 1"/>
             <wp:cNvGraphicFramePr>
               <a:graphicFrameLocks noChangeAspect="1"/>
@@ -227,7 +230,7 @@
                   <pic:spPr>
                     <a:xfrm>
                       <a:off x="0" y="0"/>
-                      <a:ext cx="5486400" cy="5454027"/>
+                      <a:ext cx="5486400" cy="5279571"/>
                     </a:xfrm>
                     <a:prstGeom prst="rect"/>
                   </pic:spPr>
@@ -241,9 +244,60 @@
     <w:p>
       <w:pPr>
         <w:pStyle w:val="Caption"/>
+        <w:spacing w:after="240"/>
       </w:pPr>
       <w:r>
-        <w:t>Figur 1. Fyndplatser för naturvårdsarter i det avverkningsanmälda området (röd linje). Markörer utan svart kant är placerade på fyndplatsen. Markörer med svart kant är placerade vid sidan av fyndplatsen och har ett svart streck som visar fyndplatsens exakta position. Kartans mittpunktskoordinat är N 6783041, E 508109 i SWEREF 99 TM.</w:t>
+        <w:t>Figur 1. Fyndplatser för naturvårdsarter i och inom 22 meter från avverkningsanmälan (röd linje). Markörer utan svart kant är placerade på fyndplatsen. Markörer med svart kant är placerade vid sidan av fyndplatsen och har ett svart streck som visar fyndplatsens exakta position. Kartans mittpunktskoordinat är N 6783041, E 508109 i SWEREF 99 TM.</w:t>
+      </w:r>
+    </w:p>
+    <w:p>
+      <w:pPr>
+        <w:pStyle w:val="Heading2"/>
+      </w:pPr>
+      <w:r>
+        <w:t>Fridlysta arter</w:t>
+      </w:r>
+    </w:p>
+    <w:p>
+      <w:r>
+        <w:t>Följande fridlysta arter har sina livsmiljöer och växtplatser i den avverkningsanmälda skogen: plattlummer (S, T, §9).</w:t>
+      </w:r>
+    </w:p>
+    <w:p>
+      <w:r>
+        <w:rPr>
+          <w:b/>
+        </w:rPr>
+        <w:t>Plattlummer (§9)</w:t>
+      </w:r>
+      <w:r>
+        <w:t xml:space="preserve"> växer främst i ljusöppna sandtallskogar eller annan gles, torr och brandpräglad hedbarrskog. Den är mest frekvent i olika typer av naturskogar och kontinuitetsskogar och missgynnas markant av slutavverkning och maskinell markberedning. Söder ut i landet förekommer de närstående arterna cypresslummer (VU, §8) och mellanlummer (VU, §9), vilka båda omfattas av EU:s art- och habitatdirektiv. Plattlummer är typisk art för </w:t>
+      </w:r>
+      <w:r>
+        <w:rPr>
+          <w:i/>
+        </w:rPr>
+        <w:t xml:space="preserve">9010 Taiga </w:t>
+      </w:r>
+      <w:r>
+        <w:t>och</w:t>
+      </w:r>
+      <w:r>
+        <w:rPr>
+          <w:i/>
+        </w:rPr>
+        <w:t xml:space="preserve"> 2320 Rissandhedar </w:t>
+      </w:r>
+      <w:r>
+        <w:t>(Nitare &amp; Skogsstyrelsen, 2019; SLU Artdatabanken, 2025).</w:t>
+      </w:r>
+    </w:p>
+    <w:p>
+      <w:pPr>
+        <w:pStyle w:val="Heading2"/>
+      </w:pPr>
+      <w:r>
+        <w:t>Övriga naturvårdsarter</w:t>
       </w:r>
     </w:p>
     <w:p>
@@ -361,6 +415,24 @@
       <w:r>
         <w:rPr>
           <w:b/>
+          <w:i/>
+        </w:rPr>
+        <w:t xml:space="preserve">Ramaria subtilis </w:t>
+      </w:r>
+      <w:r>
+        <w:rPr>
+          <w:b/>
+        </w:rPr>
+        <w:t>(DD)</w:t>
+      </w:r>
+      <w:r>
+        <w:t xml:space="preserve"> är en korallfingersvamp som bildar mykorrhiza med gran och troligen även med tall i kalkbarrskog. Arten är sannolikt knuten till boreala kalkbarrskogar och bedöms påverkas negativt av brist på kontinuitetsskog, men kunskapen om dess ekologi och utbredning är fortfarande bristfällig. Faktaunderlaget bedöms vara otillräckligt för att avgöra vilken av de olika rödlistningskategorierna som är mest trolig (SLU Artdatabanken, 2026).</w:t>
+      </w:r>
+    </w:p>
+    <w:p>
+      <w:r>
+        <w:rPr>
+          <w:b/>
         </w:rPr>
         <w:t xml:space="preserve">Rotfingersvamp (VU) </w:t>
       </w:r>
@@ -388,6 +460,17 @@
       </w:r>
       <w:r>
         <w:t>bildar mykorrhiza med tall i äldre tallskog, framför allt på tallhed. Den växer huvudsakligen i äldre barrskog som hotas av slutavverkning. Genom att äldre barrskogar och naturskogar blir allt sällsyntare, missgynnas arten av skogsbruk. Arten ingår i ett åtgärdsprogram för hotade arter (ÅGP) och en långsiktig tillgång till svampens värdträd behöver säkras genom att växtplatserna undantas från avverkning. Skrovlig taggsvamp är globalt rödlistad som nära hotad (NT) vilket innebär att Sverige har ett internationellt ansvar för arten (IUCN, 2025; SLU Artdatabanken, 2026; Nitare, 2006).</w:t>
+      </w:r>
+    </w:p>
+    <w:p>
+      <w:r>
+        <w:rPr>
+          <w:b/>
+        </w:rPr>
+        <w:t xml:space="preserve">Såpfingersvamp (NT) </w:t>
+      </w:r>
+      <w:r>
+        <w:t>är en sällsynt ”toppart” som bildar mykorrhiza med gran i kalkbarrskog, sällsynt även med ek, hassel och bok i kalkrik ädellövskog. Status i landet något oklar men eftersökt och uppenbarligen mycket ovanlig och med liten förekomstarea. All form av skogsavverkning i eller i närheten av växtplatsen som kan påverka lokalens mikroklimat utgör ett hot. Växtplatserna bör skyddas och arten bör eftersökas på nya lokaler i såväl kalkgranskogar som rika ädellövskogar i södra Sverige. Såpfingersvamp är placerad högst upp i Skogsstyrelsens värdepyramid för bedömning av skog med höga naturvärden (SLU Artdatabanken, 2024; Nitare &amp; Skogsstyrelsen, 2019).</w:t>
       </w:r>
     </w:p>
     <w:p>
@@ -432,48 +515,6 @@
       </w:r>
       <w:r>
         <w:t>bildar mykorrhiza med tall, huvudsakligen på sandig mark på magra äldre tallhedar med tunt fältskikt. Bara påträffad i äldre skog med naturskogskaraktär eller skogar som plock- eller dimensionsavverkats. Bedöms ha svårt att återetableras efter kalavverkning och slutavverkning, markberedning och gödsling bör ej förekomma på kända lokaler (SLU Artdatabanken, 2024).</w:t>
-      </w:r>
-    </w:p>
-    <w:p>
-      <w:pPr>
-        <w:pStyle w:val="Heading1"/>
-      </w:pPr>
-      <w:r>
-        <w:t>Fridlysta arter</w:t>
-      </w:r>
-    </w:p>
-    <w:p>
-      <w:r>
-        <w:t>Följande fridlysta arter har sina livsmiljöer och växtplatser i den avverkningsanmälda skogen: plattlummer (S, §9).</w:t>
-      </w:r>
-    </w:p>
-    <w:p>
-      <w:r>
-        <w:rPr>
-          <w:b/>
-        </w:rPr>
-        <w:t>Plattlummer (§9)</w:t>
-      </w:r>
-      <w:r>
-        <w:t xml:space="preserve"> växer främst i ljusöppna sandtallskogar eller annan gles, torr och brandpräglad hedbarrskog. Den är mest frekvent i olika typer av naturskogar och kontinuitetsskogar och missgynnas markant av slutavverkning och maskinell markberedning. Söder ut i landet förekommer de närstående arterna cypresslummer (VU, §8) och mellanlummer (VU, §9), vilka båda omfattas av EU:s art- och habitatdirektiv. Plattlummer är typisk art för </w:t>
-      </w:r>
-      <w:r>
-        <w:rPr>
-          <w:i/>
-        </w:rPr>
-        <w:t xml:space="preserve">9010 Taiga </w:t>
-      </w:r>
-      <w:r>
-        <w:t>och</w:t>
-      </w:r>
-      <w:r>
-        <w:rPr>
-          <w:i/>
-        </w:rPr>
-        <w:t xml:space="preserve"> 2320 Rissandhedar </w:t>
-      </w:r>
-      <w:r>
-        <w:t>(Nitare &amp; Skogsstyrelsen, 2019; SLU Artdatabanken, 2025).</w:t>
       </w:r>
     </w:p>
     <w:p>
@@ -566,7 +607,7 @@
         <w:rPr>
           <w:i/>
         </w:rPr>
-        <w:t>I det avverkningsanmälda skogsområdet har 14 naturvårdsarter varav 10 rödlistade arter sina livsmiljöer och växtplatser.</w:t>
+        <w:t>I det avverkningsanmälda skogsområdet har 16 naturvårdsarter varav 15 rödlistade arter sina livsmiljöer och växtplatser.</w:t>
       </w:r>
     </w:p>
     <w:p>
@@ -771,7 +812,7 @@
 </file>
 
 <file path=word/endnotes.xml><?xml version="1.0" encoding="utf-8"?>
-<w:endnotes xmlns:wpc="http://schemas.microsoft.com/office/word/2010/wordprocessingCanvas" xmlns:cx="http://schemas.microsoft.com/office/drawing/2014/chartex" xmlns:cx1="http://schemas.microsoft.com/office/drawing/2015/9/8/chartex" xmlns:cx2="http://schemas.microsoft.com/office/drawing/2015/10/21/chartex" xmlns:cx3="http://schemas.microsoft.com/office/drawing/2016/5/9/chartex" xmlns:cx4="http://schemas.microsoft.com/office/drawing/2016/5/10/chartex" xmlns:cx5="http://schemas.microsoft.com/office/drawing/2016/5/11/chartex" xmlns:cx6="http://schemas.microsoft.com/office/drawing/2016/5/12/chartex" xmlns:cx7="http://schemas.microsoft.com/office/drawing/2016/5/13/chartex" xmlns:cx8="http://schemas.microsoft.com/office/drawing/2016/5/14/chartex" xmlns:mc="http://schemas.openxmlformats.org/markup-compatibility/2006" xmlns:aink="http://schemas.microsoft.com/office/drawing/2016/ink" xmlns:am3d="http://schemas.microsoft.com/office/drawing/2017/model3d" xmlns:o="urn:schemas-microsoft-com:office:office" xmlns:oel="http://schemas.microsoft.com/office/2019/extlst" xmlns:r="http://schemas.openxmlformats.org/officeDocument/2006/relationships" xmlns:m="http://schemas.openxmlformats.org/officeDocument/2006/math" xmlns:v="urn:schemas-microsoft-com:vml" xmlns:wp14="http://schemas.microsoft.com/office/word/2010/wordprocessingDrawing" xmlns:wp="http://schemas.openxmlformats.org/drawingml/2006/wordprocessingDrawing" xmlns:w10="urn:schemas-microsoft-com:office:word" xmlns:w="http://schemas.openxmlformats.org/wordprocessingml/2006/main" xmlns:w14="http://schemas.microsoft.com/office/word/2010/wordml" xmlns:w15="http://schemas.microsoft.com/office/word/2012/wordml" xmlns:w16cex="http://schemas.microsoft.com/office/word/2018/wordml/cex" xmlns:w16cid="http://schemas.microsoft.com/office/word/2016/wordml/cid" xmlns:w16="http://schemas.microsoft.com/office/word/2018/wordml" xmlns:w16sdtdh="http://schemas.microsoft.com/office/word/2020/wordml/sdtdatahash" xmlns:w16se="http://schemas.microsoft.com/office/word/2015/wordml/symex" xmlns:wpg="http://schemas.microsoft.com/office/word/2010/wordprocessingGroup" xmlns:wpi="http://schemas.microsoft.com/office/word/2010/wordprocessingInk" xmlns:wne="http://schemas.microsoft.com/office/word/2006/wordml" xmlns:wps="http://schemas.microsoft.com/office/word/2010/wordprocessingShape" mc:Ignorable="w14 w15 w16se w16cid w16 w16cex w16sdtdh wp14">
+<w:endnotes xmlns:wpc="http://schemas.microsoft.com/office/word/2010/wordprocessingCanvas" xmlns:cx="http://schemas.microsoft.com/office/drawing/2014/chartex" xmlns:cx1="http://schemas.microsoft.com/office/drawing/2015/9/8/chartex" xmlns:cx2="http://schemas.microsoft.com/office/drawing/2015/10/21/chartex" xmlns:cx3="http://schemas.microsoft.com/office/drawing/2016/5/9/chartex" xmlns:cx4="http://schemas.microsoft.com/office/drawing/2016/5/10/chartex" xmlns:cx5="http://schemas.microsoft.com/office/drawing/2016/5/11/chartex" xmlns:cx6="http://schemas.microsoft.com/office/drawing/2016/5/12/chartex" xmlns:cx7="http://schemas.microsoft.com/office/drawing/2016/5/13/chartex" xmlns:cx8="http://schemas.microsoft.com/office/drawing/2016/5/14/chartex" xmlns:mc="http://schemas.openxmlformats.org/markup-compatibility/2006" xmlns:aink="http://schemas.microsoft.com/office/drawing/2016/ink" xmlns:am3d="http://schemas.microsoft.com/office/drawing/2017/model3d" xmlns:o="urn:schemas-microsoft-com:office:office" xmlns:oel="http://schemas.microsoft.com/office/2019/extlst" xmlns:r="http://schemas.openxmlformats.org/officeDocument/2006/relationships" xmlns:m="http://schemas.openxmlformats.org/officeDocument/2006/math" xmlns:v="urn:schemas-microsoft-com:vml" xmlns:wp14="http://schemas.microsoft.com/office/word/2010/wordprocessingDrawing" xmlns:wp="http://schemas.openxmlformats.org/drawingml/2006/wordprocessingDrawing" xmlns:w10="urn:schemas-microsoft-com:office:word" xmlns:w="http://schemas.openxmlformats.org/wordprocessingml/2006/main" xmlns:w14="http://schemas.microsoft.com/office/word/2010/wordml" xmlns:w15="http://schemas.microsoft.com/office/word/2012/wordml" xmlns:w16cex="http://schemas.microsoft.com/office/word/2018/wordml/cex" xmlns:w16cid="http://schemas.microsoft.com/office/word/2016/wordml/cid" xmlns:w16="http://schemas.microsoft.com/office/word/2018/wordml" xmlns:w16du="http://schemas.microsoft.com/office/word/2023/wordml/word16du" xmlns:w16sdtdh="http://schemas.microsoft.com/office/word/2020/wordml/sdtdatahash" xmlns:w16sdtfl="http://schemas.microsoft.com/office/word/2024/wordml/sdtformatlock" xmlns:w16se="http://schemas.microsoft.com/office/word/2015/wordml/symex" xmlns:wpg="http://schemas.microsoft.com/office/word/2010/wordprocessingGroup" xmlns:wpi="http://schemas.microsoft.com/office/word/2010/wordprocessingInk" xmlns:wne="http://schemas.microsoft.com/office/word/2006/wordml" xmlns:wps="http://schemas.microsoft.com/office/word/2010/wordprocessingShape" mc:Ignorable="w14 w15 w16se w16cid w16 w16cex w16sdtdh w16sdtfl w16du wp14">
   <w:endnote w:type="separator" w:id="-1">
     <w:p>
       <w:pPr>
@@ -796,7 +837,7 @@
 </file>
 
 <file path=word/footer1.xml><?xml version="1.0" encoding="utf-8"?>
-<w:ftr xmlns:wpc="http://schemas.microsoft.com/office/word/2010/wordprocessingCanvas" xmlns:cx="http://schemas.microsoft.com/office/drawing/2014/chartex" xmlns:cx1="http://schemas.microsoft.com/office/drawing/2015/9/8/chartex" xmlns:cx2="http://schemas.microsoft.com/office/drawing/2015/10/21/chartex" xmlns:cx3="http://schemas.microsoft.com/office/drawing/2016/5/9/chartex" xmlns:cx4="http://schemas.microsoft.com/office/drawing/2016/5/10/chartex" xmlns:cx5="http://schemas.microsoft.com/office/drawing/2016/5/11/chartex" xmlns:cx6="http://schemas.microsoft.com/office/drawing/2016/5/12/chartex" xmlns:cx7="http://schemas.microsoft.com/office/drawing/2016/5/13/chartex" xmlns:cx8="http://schemas.microsoft.com/office/drawing/2016/5/14/chartex" xmlns:mc="http://schemas.openxmlformats.org/markup-compatibility/2006" xmlns:aink="http://schemas.microsoft.com/office/drawing/2016/ink" xmlns:am3d="http://schemas.microsoft.com/office/drawing/2017/model3d" xmlns:o="urn:schemas-microsoft-com:office:office" xmlns:oel="http://schemas.microsoft.com/office/2019/extlst" xmlns:r="http://schemas.openxmlformats.org/officeDocument/2006/relationships" xmlns:m="http://schemas.openxmlformats.org/officeDocument/2006/math" xmlns:v="urn:schemas-microsoft-com:vml" xmlns:wp14="http://schemas.microsoft.com/office/word/2010/wordprocessingDrawing" xmlns:wp="http://schemas.openxmlformats.org/drawingml/2006/wordprocessingDrawing" xmlns:w10="urn:schemas-microsoft-com:office:word" xmlns:w="http://schemas.openxmlformats.org/wordprocessingml/2006/main" xmlns:w14="http://schemas.microsoft.com/office/word/2010/wordml" xmlns:w15="http://schemas.microsoft.com/office/word/2012/wordml" xmlns:w16cex="http://schemas.microsoft.com/office/word/2018/wordml/cex" xmlns:w16cid="http://schemas.microsoft.com/office/word/2016/wordml/cid" xmlns:w16="http://schemas.microsoft.com/office/word/2018/wordml" xmlns:w16sdtdh="http://schemas.microsoft.com/office/word/2020/wordml/sdtdatahash" xmlns:w16se="http://schemas.microsoft.com/office/word/2015/wordml/symex" xmlns:wpg="http://schemas.microsoft.com/office/word/2010/wordprocessingGroup" xmlns:wpi="http://schemas.microsoft.com/office/word/2010/wordprocessingInk" xmlns:wne="http://schemas.microsoft.com/office/word/2006/wordml" xmlns:wps="http://schemas.microsoft.com/office/word/2010/wordprocessingShape" mc:Ignorable="w14 w15 w16se w16cid w16 w16cex w16sdtdh wp14">
+<w:ftr xmlns:wpc="http://schemas.microsoft.com/office/word/2010/wordprocessingCanvas" xmlns:cx="http://schemas.microsoft.com/office/drawing/2014/chartex" xmlns:cx1="http://schemas.microsoft.com/office/drawing/2015/9/8/chartex" xmlns:cx2="http://schemas.microsoft.com/office/drawing/2015/10/21/chartex" xmlns:cx3="http://schemas.microsoft.com/office/drawing/2016/5/9/chartex" xmlns:cx4="http://schemas.microsoft.com/office/drawing/2016/5/10/chartex" xmlns:cx5="http://schemas.microsoft.com/office/drawing/2016/5/11/chartex" xmlns:cx6="http://schemas.microsoft.com/office/drawing/2016/5/12/chartex" xmlns:cx7="http://schemas.microsoft.com/office/drawing/2016/5/13/chartex" xmlns:cx8="http://schemas.microsoft.com/office/drawing/2016/5/14/chartex" xmlns:mc="http://schemas.openxmlformats.org/markup-compatibility/2006" xmlns:aink="http://schemas.microsoft.com/office/drawing/2016/ink" xmlns:am3d="http://schemas.microsoft.com/office/drawing/2017/model3d" xmlns:o="urn:schemas-microsoft-com:office:office" xmlns:oel="http://schemas.microsoft.com/office/2019/extlst" xmlns:r="http://schemas.openxmlformats.org/officeDocument/2006/relationships" xmlns:m="http://schemas.openxmlformats.org/officeDocument/2006/math" xmlns:v="urn:schemas-microsoft-com:vml" xmlns:wp14="http://schemas.microsoft.com/office/word/2010/wordprocessingDrawing" xmlns:wp="http://schemas.openxmlformats.org/drawingml/2006/wordprocessingDrawing" xmlns:w10="urn:schemas-microsoft-com:office:word" xmlns:w="http://schemas.openxmlformats.org/wordprocessingml/2006/main" xmlns:w14="http://schemas.microsoft.com/office/word/2010/wordml" xmlns:w15="http://schemas.microsoft.com/office/word/2012/wordml" xmlns:w16cex="http://schemas.microsoft.com/office/word/2018/wordml/cex" xmlns:w16cid="http://schemas.microsoft.com/office/word/2016/wordml/cid" xmlns:w16="http://schemas.microsoft.com/office/word/2018/wordml" xmlns:w16du="http://schemas.microsoft.com/office/word/2023/wordml/word16du" xmlns:w16sdtdh="http://schemas.microsoft.com/office/word/2020/wordml/sdtdatahash" xmlns:w16sdtfl="http://schemas.microsoft.com/office/word/2024/wordml/sdtformatlock" xmlns:w16se="http://schemas.microsoft.com/office/word/2015/wordml/symex" xmlns:wpg="http://schemas.microsoft.com/office/word/2010/wordprocessingGroup" xmlns:wpi="http://schemas.microsoft.com/office/word/2010/wordprocessingInk" xmlns:wne="http://schemas.microsoft.com/office/word/2006/wordml" xmlns:wps="http://schemas.microsoft.com/office/word/2010/wordprocessingShape" mc:Ignorable="w14 w15 w16se w16cid w16 w16cex w16sdtdh w16sdtfl w16du wp14">
   <w:p>
     <w:pPr>
       <w:pStyle w:val="Footer"/>
@@ -806,7 +847,7 @@
 </file>
 
 <file path=word/footer2.xml><?xml version="1.0" encoding="utf-8"?>
-<w:ftr xmlns:wpc="http://schemas.microsoft.com/office/word/2010/wordprocessingCanvas" xmlns:cx="http://schemas.microsoft.com/office/drawing/2014/chartex" xmlns:cx1="http://schemas.microsoft.com/office/drawing/2015/9/8/chartex" xmlns:cx2="http://schemas.microsoft.com/office/drawing/2015/10/21/chartex" xmlns:cx3="http://schemas.microsoft.com/office/drawing/2016/5/9/chartex" xmlns:cx4="http://schemas.microsoft.com/office/drawing/2016/5/10/chartex" xmlns:cx5="http://schemas.microsoft.com/office/drawing/2016/5/11/chartex" xmlns:cx6="http://schemas.microsoft.com/office/drawing/2016/5/12/chartex" xmlns:cx7="http://schemas.microsoft.com/office/drawing/2016/5/13/chartex" xmlns:cx8="http://schemas.microsoft.com/office/drawing/2016/5/14/chartex" xmlns:mc="http://schemas.openxmlformats.org/markup-compatibility/2006" xmlns:aink="http://schemas.microsoft.com/office/drawing/2016/ink" xmlns:am3d="http://schemas.microsoft.com/office/drawing/2017/model3d" xmlns:o="urn:schemas-microsoft-com:office:office" xmlns:oel="http://schemas.microsoft.com/office/2019/extlst" xmlns:r="http://schemas.openxmlformats.org/officeDocument/2006/relationships" xmlns:m="http://schemas.openxmlformats.org/officeDocument/2006/math" xmlns:v="urn:schemas-microsoft-com:vml" xmlns:wp14="http://schemas.microsoft.com/office/word/2010/wordprocessingDrawing" xmlns:wp="http://schemas.openxmlformats.org/drawingml/2006/wordprocessingDrawing" xmlns:w10="urn:schemas-microsoft-com:office:word" xmlns:w="http://schemas.openxmlformats.org/wordprocessingml/2006/main" xmlns:w14="http://schemas.microsoft.com/office/word/2010/wordml" xmlns:w15="http://schemas.microsoft.com/office/word/2012/wordml" xmlns:w16cex="http://schemas.microsoft.com/office/word/2018/wordml/cex" xmlns:w16cid="http://schemas.microsoft.com/office/word/2016/wordml/cid" xmlns:w16="http://schemas.microsoft.com/office/word/2018/wordml" xmlns:w16sdtdh="http://schemas.microsoft.com/office/word/2020/wordml/sdtdatahash" xmlns:w16se="http://schemas.microsoft.com/office/word/2015/wordml/symex" xmlns:wpg="http://schemas.microsoft.com/office/word/2010/wordprocessingGroup" xmlns:wpi="http://schemas.microsoft.com/office/word/2010/wordprocessingInk" xmlns:wne="http://schemas.microsoft.com/office/word/2006/wordml" xmlns:wps="http://schemas.microsoft.com/office/word/2010/wordprocessingShape" mc:Ignorable="w14 w15 w16se w16cid w16 w16cex w16sdtdh wp14">
+<w:ftr xmlns:wpc="http://schemas.microsoft.com/office/word/2010/wordprocessingCanvas" xmlns:cx="http://schemas.microsoft.com/office/drawing/2014/chartex" xmlns:cx1="http://schemas.microsoft.com/office/drawing/2015/9/8/chartex" xmlns:cx2="http://schemas.microsoft.com/office/drawing/2015/10/21/chartex" xmlns:cx3="http://schemas.microsoft.com/office/drawing/2016/5/9/chartex" xmlns:cx4="http://schemas.microsoft.com/office/drawing/2016/5/10/chartex" xmlns:cx5="http://schemas.microsoft.com/office/drawing/2016/5/11/chartex" xmlns:cx6="http://schemas.microsoft.com/office/drawing/2016/5/12/chartex" xmlns:cx7="http://schemas.microsoft.com/office/drawing/2016/5/13/chartex" xmlns:cx8="http://schemas.microsoft.com/office/drawing/2016/5/14/chartex" xmlns:mc="http://schemas.openxmlformats.org/markup-compatibility/2006" xmlns:aink="http://schemas.microsoft.com/office/drawing/2016/ink" xmlns:am3d="http://schemas.microsoft.com/office/drawing/2017/model3d" xmlns:o="urn:schemas-microsoft-com:office:office" xmlns:oel="http://schemas.microsoft.com/office/2019/extlst" xmlns:r="http://schemas.openxmlformats.org/officeDocument/2006/relationships" xmlns:m="http://schemas.openxmlformats.org/officeDocument/2006/math" xmlns:v="urn:schemas-microsoft-com:vml" xmlns:wp14="http://schemas.microsoft.com/office/word/2010/wordprocessingDrawing" xmlns:wp="http://schemas.openxmlformats.org/drawingml/2006/wordprocessingDrawing" xmlns:w10="urn:schemas-microsoft-com:office:word" xmlns:w="http://schemas.openxmlformats.org/wordprocessingml/2006/main" xmlns:w14="http://schemas.microsoft.com/office/word/2010/wordml" xmlns:w15="http://schemas.microsoft.com/office/word/2012/wordml" xmlns:w16cex="http://schemas.microsoft.com/office/word/2018/wordml/cex" xmlns:w16cid="http://schemas.microsoft.com/office/word/2016/wordml/cid" xmlns:w16="http://schemas.microsoft.com/office/word/2018/wordml" xmlns:w16du="http://schemas.microsoft.com/office/word/2023/wordml/word16du" xmlns:w16sdtdh="http://schemas.microsoft.com/office/word/2020/wordml/sdtdatahash" xmlns:w16sdtfl="http://schemas.microsoft.com/office/word/2024/wordml/sdtformatlock" xmlns:w16se="http://schemas.microsoft.com/office/word/2015/wordml/symex" xmlns:wpg="http://schemas.microsoft.com/office/word/2010/wordprocessingGroup" xmlns:wpi="http://schemas.microsoft.com/office/word/2010/wordprocessingInk" xmlns:wne="http://schemas.microsoft.com/office/word/2006/wordml" xmlns:wps="http://schemas.microsoft.com/office/word/2010/wordprocessingShape" mc:Ignorable="w14 w15 w16se w16cid w16 w16cex w16sdtdh w16sdtfl w16du wp14">
   <w:p>
     <w:pPr>
       <w:pStyle w:val="Footer"/>
@@ -816,7 +857,7 @@
 </file>
 
 <file path=word/footer3.xml><?xml version="1.0" encoding="utf-8"?>
-<w:ftr xmlns:wpc="http://schemas.microsoft.com/office/word/2010/wordprocessingCanvas" xmlns:cx="http://schemas.microsoft.com/office/drawing/2014/chartex" xmlns:cx1="http://schemas.microsoft.com/office/drawing/2015/9/8/chartex" xmlns:cx2="http://schemas.microsoft.com/office/drawing/2015/10/21/chartex" xmlns:cx3="http://schemas.microsoft.com/office/drawing/2016/5/9/chartex" xmlns:cx4="http://schemas.microsoft.com/office/drawing/2016/5/10/chartex" xmlns:cx5="http://schemas.microsoft.com/office/drawing/2016/5/11/chartex" xmlns:cx6="http://schemas.microsoft.com/office/drawing/2016/5/12/chartex" xmlns:cx7="http://schemas.microsoft.com/office/drawing/2016/5/13/chartex" xmlns:cx8="http://schemas.microsoft.com/office/drawing/2016/5/14/chartex" xmlns:mc="http://schemas.openxmlformats.org/markup-compatibility/2006" xmlns:aink="http://schemas.microsoft.com/office/drawing/2016/ink" xmlns:am3d="http://schemas.microsoft.com/office/drawing/2017/model3d" xmlns:o="urn:schemas-microsoft-com:office:office" xmlns:oel="http://schemas.microsoft.com/office/2019/extlst" xmlns:r="http://schemas.openxmlformats.org/officeDocument/2006/relationships" xmlns:m="http://schemas.openxmlformats.org/officeDocument/2006/math" xmlns:v="urn:schemas-microsoft-com:vml" xmlns:wp14="http://schemas.microsoft.com/office/word/2010/wordprocessingDrawing" xmlns:wp="http://schemas.openxmlformats.org/drawingml/2006/wordprocessingDrawing" xmlns:w10="urn:schemas-microsoft-com:office:word" xmlns:w="http://schemas.openxmlformats.org/wordprocessingml/2006/main" xmlns:w14="http://schemas.microsoft.com/office/word/2010/wordml" xmlns:w15="http://schemas.microsoft.com/office/word/2012/wordml" xmlns:w16cex="http://schemas.microsoft.com/office/word/2018/wordml/cex" xmlns:w16cid="http://schemas.microsoft.com/office/word/2016/wordml/cid" xmlns:w16="http://schemas.microsoft.com/office/word/2018/wordml" xmlns:w16sdtdh="http://schemas.microsoft.com/office/word/2020/wordml/sdtdatahash" xmlns:w16se="http://schemas.microsoft.com/office/word/2015/wordml/symex" xmlns:wpg="http://schemas.microsoft.com/office/word/2010/wordprocessingGroup" xmlns:wpi="http://schemas.microsoft.com/office/word/2010/wordprocessingInk" xmlns:wne="http://schemas.microsoft.com/office/word/2006/wordml" xmlns:wps="http://schemas.microsoft.com/office/word/2010/wordprocessingShape" mc:Ignorable="w14 w15 w16se w16cid w16 w16cex w16sdtdh wp14">
+<w:ftr xmlns:wpc="http://schemas.microsoft.com/office/word/2010/wordprocessingCanvas" xmlns:cx="http://schemas.microsoft.com/office/drawing/2014/chartex" xmlns:cx1="http://schemas.microsoft.com/office/drawing/2015/9/8/chartex" xmlns:cx2="http://schemas.microsoft.com/office/drawing/2015/10/21/chartex" xmlns:cx3="http://schemas.microsoft.com/office/drawing/2016/5/9/chartex" xmlns:cx4="http://schemas.microsoft.com/office/drawing/2016/5/10/chartex" xmlns:cx5="http://schemas.microsoft.com/office/drawing/2016/5/11/chartex" xmlns:cx6="http://schemas.microsoft.com/office/drawing/2016/5/12/chartex" xmlns:cx7="http://schemas.microsoft.com/office/drawing/2016/5/13/chartex" xmlns:cx8="http://schemas.microsoft.com/office/drawing/2016/5/14/chartex" xmlns:mc="http://schemas.openxmlformats.org/markup-compatibility/2006" xmlns:aink="http://schemas.microsoft.com/office/drawing/2016/ink" xmlns:am3d="http://schemas.microsoft.com/office/drawing/2017/model3d" xmlns:o="urn:schemas-microsoft-com:office:office" xmlns:oel="http://schemas.microsoft.com/office/2019/extlst" xmlns:r="http://schemas.openxmlformats.org/officeDocument/2006/relationships" xmlns:m="http://schemas.openxmlformats.org/officeDocument/2006/math" xmlns:v="urn:schemas-microsoft-com:vml" xmlns:wp14="http://schemas.microsoft.com/office/word/2010/wordprocessingDrawing" xmlns:wp="http://schemas.openxmlformats.org/drawingml/2006/wordprocessingDrawing" xmlns:w10="urn:schemas-microsoft-com:office:word" xmlns:w="http://schemas.openxmlformats.org/wordprocessingml/2006/main" xmlns:w14="http://schemas.microsoft.com/office/word/2010/wordml" xmlns:w15="http://schemas.microsoft.com/office/word/2012/wordml" xmlns:w16cex="http://schemas.microsoft.com/office/word/2018/wordml/cex" xmlns:w16cid="http://schemas.microsoft.com/office/word/2016/wordml/cid" xmlns:w16="http://schemas.microsoft.com/office/word/2018/wordml" xmlns:w16du="http://schemas.microsoft.com/office/word/2023/wordml/word16du" xmlns:w16sdtdh="http://schemas.microsoft.com/office/word/2020/wordml/sdtdatahash" xmlns:w16sdtfl="http://schemas.microsoft.com/office/word/2024/wordml/sdtformatlock" xmlns:w16se="http://schemas.microsoft.com/office/word/2015/wordml/symex" xmlns:wpg="http://schemas.microsoft.com/office/word/2010/wordprocessingGroup" xmlns:wpi="http://schemas.microsoft.com/office/word/2010/wordprocessingInk" xmlns:wne="http://schemas.microsoft.com/office/word/2006/wordml" xmlns:wps="http://schemas.microsoft.com/office/word/2010/wordprocessingShape" mc:Ignorable="w14 w15 w16se w16cid w16 w16cex w16sdtdh w16sdtfl w16du wp14">
   <w:p>
     <w:pPr>
       <w:pStyle w:val="Footer"/>
@@ -826,7 +867,7 @@
 </file>
 
 <file path=word/footnotes.xml><?xml version="1.0" encoding="utf-8"?>
-<w:footnotes xmlns:wpc="http://schemas.microsoft.com/office/word/2010/wordprocessingCanvas" xmlns:cx="http://schemas.microsoft.com/office/drawing/2014/chartex" xmlns:cx1="http://schemas.microsoft.com/office/drawing/2015/9/8/chartex" xmlns:cx2="http://schemas.microsoft.com/office/drawing/2015/10/21/chartex" xmlns:cx3="http://schemas.microsoft.com/office/drawing/2016/5/9/chartex" xmlns:cx4="http://schemas.microsoft.com/office/drawing/2016/5/10/chartex" xmlns:cx5="http://schemas.microsoft.com/office/drawing/2016/5/11/chartex" xmlns:cx6="http://schemas.microsoft.com/office/drawing/2016/5/12/chartex" xmlns:cx7="http://schemas.microsoft.com/office/drawing/2016/5/13/chartex" xmlns:cx8="http://schemas.microsoft.com/office/drawing/2016/5/14/chartex" xmlns:mc="http://schemas.openxmlformats.org/markup-compatibility/2006" xmlns:aink="http://schemas.microsoft.com/office/drawing/2016/ink" xmlns:am3d="http://schemas.microsoft.com/office/drawing/2017/model3d" xmlns:o="urn:schemas-microsoft-com:office:office" xmlns:oel="http://schemas.microsoft.com/office/2019/extlst" xmlns:r="http://schemas.openxmlformats.org/officeDocument/2006/relationships" xmlns:m="http://schemas.openxmlformats.org/officeDocument/2006/math" xmlns:v="urn:schemas-microsoft-com:vml" xmlns:wp14="http://schemas.microsoft.com/office/word/2010/wordprocessingDrawing" xmlns:wp="http://schemas.openxmlformats.org/drawingml/2006/wordprocessingDrawing" xmlns:w10="urn:schemas-microsoft-com:office:word" xmlns:w="http://schemas.openxmlformats.org/wordprocessingml/2006/main" xmlns:w14="http://schemas.microsoft.com/office/word/2010/wordml" xmlns:w15="http://schemas.microsoft.com/office/word/2012/wordml" xmlns:w16cex="http://schemas.microsoft.com/office/word/2018/wordml/cex" xmlns:w16cid="http://schemas.microsoft.com/office/word/2016/wordml/cid" xmlns:w16="http://schemas.microsoft.com/office/word/2018/wordml" xmlns:w16sdtdh="http://schemas.microsoft.com/office/word/2020/wordml/sdtdatahash" xmlns:w16se="http://schemas.microsoft.com/office/word/2015/wordml/symex" xmlns:wpg="http://schemas.microsoft.com/office/word/2010/wordprocessingGroup" xmlns:wpi="http://schemas.microsoft.com/office/word/2010/wordprocessingInk" xmlns:wne="http://schemas.microsoft.com/office/word/2006/wordml" xmlns:wps="http://schemas.microsoft.com/office/word/2010/wordprocessingShape" mc:Ignorable="w14 w15 w16se w16cid w16 w16cex w16sdtdh wp14">
+<w:footnotes xmlns:wpc="http://schemas.microsoft.com/office/word/2010/wordprocessingCanvas" xmlns:cx="http://schemas.microsoft.com/office/drawing/2014/chartex" xmlns:cx1="http://schemas.microsoft.com/office/drawing/2015/9/8/chartex" xmlns:cx2="http://schemas.microsoft.com/office/drawing/2015/10/21/chartex" xmlns:cx3="http://schemas.microsoft.com/office/drawing/2016/5/9/chartex" xmlns:cx4="http://schemas.microsoft.com/office/drawing/2016/5/10/chartex" xmlns:cx5="http://schemas.microsoft.com/office/drawing/2016/5/11/chartex" xmlns:cx6="http://schemas.microsoft.com/office/drawing/2016/5/12/chartex" xmlns:cx7="http://schemas.microsoft.com/office/drawing/2016/5/13/chartex" xmlns:cx8="http://schemas.microsoft.com/office/drawing/2016/5/14/chartex" xmlns:mc="http://schemas.openxmlformats.org/markup-compatibility/2006" xmlns:aink="http://schemas.microsoft.com/office/drawing/2016/ink" xmlns:am3d="http://schemas.microsoft.com/office/drawing/2017/model3d" xmlns:o="urn:schemas-microsoft-com:office:office" xmlns:oel="http://schemas.microsoft.com/office/2019/extlst" xmlns:r="http://schemas.openxmlformats.org/officeDocument/2006/relationships" xmlns:m="http://schemas.openxmlformats.org/officeDocument/2006/math" xmlns:v="urn:schemas-microsoft-com:vml" xmlns:wp14="http://schemas.microsoft.com/office/word/2010/wordprocessingDrawing" xmlns:wp="http://schemas.openxmlformats.org/drawingml/2006/wordprocessingDrawing" xmlns:w10="urn:schemas-microsoft-com:office:word" xmlns:w="http://schemas.openxmlformats.org/wordprocessingml/2006/main" xmlns:w14="http://schemas.microsoft.com/office/word/2010/wordml" xmlns:w15="http://schemas.microsoft.com/office/word/2012/wordml" xmlns:w16cex="http://schemas.microsoft.com/office/word/2018/wordml/cex" xmlns:w16cid="http://schemas.microsoft.com/office/word/2016/wordml/cid" xmlns:w16="http://schemas.microsoft.com/office/word/2018/wordml" xmlns:w16du="http://schemas.microsoft.com/office/word/2023/wordml/word16du" xmlns:w16sdtdh="http://schemas.microsoft.com/office/word/2020/wordml/sdtdatahash" xmlns:w16sdtfl="http://schemas.microsoft.com/office/word/2024/wordml/sdtformatlock" xmlns:w16se="http://schemas.microsoft.com/office/word/2015/wordml/symex" xmlns:wpg="http://schemas.microsoft.com/office/word/2010/wordprocessingGroup" xmlns:wpi="http://schemas.microsoft.com/office/word/2010/wordprocessingInk" xmlns:wne="http://schemas.microsoft.com/office/word/2006/wordml" xmlns:wps="http://schemas.microsoft.com/office/word/2010/wordprocessingShape" mc:Ignorable="w14 w15 w16se w16cid w16 w16cex w16sdtdh w16sdtfl w16du wp14">
   <w:footnote w:type="separator" w:id="-1">
     <w:p>
       <w:pPr>
@@ -851,7 +892,7 @@
 </file>
 
 <file path=word/header1.xml><?xml version="1.0" encoding="utf-8"?>
-<w:hdr xmlns:wpc="http://schemas.microsoft.com/office/word/2010/wordprocessingCanvas" xmlns:cx="http://schemas.microsoft.com/office/drawing/2014/chartex" xmlns:cx1="http://schemas.microsoft.com/office/drawing/2015/9/8/chartex" xmlns:cx2="http://schemas.microsoft.com/office/drawing/2015/10/21/chartex" xmlns:cx3="http://schemas.microsoft.com/office/drawing/2016/5/9/chartex" xmlns:cx4="http://schemas.microsoft.com/office/drawing/2016/5/10/chartex" xmlns:cx5="http://schemas.microsoft.com/office/drawing/2016/5/11/chartex" xmlns:cx6="http://schemas.microsoft.com/office/drawing/2016/5/12/chartex" xmlns:cx7="http://schemas.microsoft.com/office/drawing/2016/5/13/chartex" xmlns:cx8="http://schemas.microsoft.com/office/drawing/2016/5/14/chartex" xmlns:mc="http://schemas.openxmlformats.org/markup-compatibility/2006" xmlns:aink="http://schemas.microsoft.com/office/drawing/2016/ink" xmlns:am3d="http://schemas.microsoft.com/office/drawing/2017/model3d" xmlns:o="urn:schemas-microsoft-com:office:office" xmlns:oel="http://schemas.microsoft.com/office/2019/extlst" xmlns:r="http://schemas.openxmlformats.org/officeDocument/2006/relationships" xmlns:m="http://schemas.openxmlformats.org/officeDocument/2006/math" xmlns:v="urn:schemas-microsoft-com:vml" xmlns:wp14="http://schemas.microsoft.com/office/word/2010/wordprocessingDrawing" xmlns:wp="http://schemas.openxmlformats.org/drawingml/2006/wordprocessingDrawing" xmlns:w10="urn:schemas-microsoft-com:office:word" xmlns:w="http://schemas.openxmlformats.org/wordprocessingml/2006/main" xmlns:w14="http://schemas.microsoft.com/office/word/2010/wordml" xmlns:w15="http://schemas.microsoft.com/office/word/2012/wordml" xmlns:w16cex="http://schemas.microsoft.com/office/word/2018/wordml/cex" xmlns:w16cid="http://schemas.microsoft.com/office/word/2016/wordml/cid" xmlns:w16="http://schemas.microsoft.com/office/word/2018/wordml" xmlns:w16sdtdh="http://schemas.microsoft.com/office/word/2020/wordml/sdtdatahash" xmlns:w16se="http://schemas.microsoft.com/office/word/2015/wordml/symex" xmlns:wpg="http://schemas.microsoft.com/office/word/2010/wordprocessingGroup" xmlns:wpi="http://schemas.microsoft.com/office/word/2010/wordprocessingInk" xmlns:wne="http://schemas.microsoft.com/office/word/2006/wordml" xmlns:wps="http://schemas.microsoft.com/office/word/2010/wordprocessingShape" mc:Ignorable="w14 w15 w16se w16cid w16 w16cex w16sdtdh wp14">
+<w:hdr xmlns:wpc="http://schemas.microsoft.com/office/word/2010/wordprocessingCanvas" xmlns:cx="http://schemas.microsoft.com/office/drawing/2014/chartex" xmlns:cx1="http://schemas.microsoft.com/office/drawing/2015/9/8/chartex" xmlns:cx2="http://schemas.microsoft.com/office/drawing/2015/10/21/chartex" xmlns:cx3="http://schemas.microsoft.com/office/drawing/2016/5/9/chartex" xmlns:cx4="http://schemas.microsoft.com/office/drawing/2016/5/10/chartex" xmlns:cx5="http://schemas.microsoft.com/office/drawing/2016/5/11/chartex" xmlns:cx6="http://schemas.microsoft.com/office/drawing/2016/5/12/chartex" xmlns:cx7="http://schemas.microsoft.com/office/drawing/2016/5/13/chartex" xmlns:cx8="http://schemas.microsoft.com/office/drawing/2016/5/14/chartex" xmlns:mc="http://schemas.openxmlformats.org/markup-compatibility/2006" xmlns:aink="http://schemas.microsoft.com/office/drawing/2016/ink" xmlns:am3d="http://schemas.microsoft.com/office/drawing/2017/model3d" xmlns:o="urn:schemas-microsoft-com:office:office" xmlns:oel="http://schemas.microsoft.com/office/2019/extlst" xmlns:r="http://schemas.openxmlformats.org/officeDocument/2006/relationships" xmlns:m="http://schemas.openxmlformats.org/officeDocument/2006/math" xmlns:v="urn:schemas-microsoft-com:vml" xmlns:wp14="http://schemas.microsoft.com/office/word/2010/wordprocessingDrawing" xmlns:wp="http://schemas.openxmlformats.org/drawingml/2006/wordprocessingDrawing" xmlns:w10="urn:schemas-microsoft-com:office:word" xmlns:w="http://schemas.openxmlformats.org/wordprocessingml/2006/main" xmlns:w14="http://schemas.microsoft.com/office/word/2010/wordml" xmlns:w15="http://schemas.microsoft.com/office/word/2012/wordml" xmlns:w16cex="http://schemas.microsoft.com/office/word/2018/wordml/cex" xmlns:w16cid="http://schemas.microsoft.com/office/word/2016/wordml/cid" xmlns:w16="http://schemas.microsoft.com/office/word/2018/wordml" xmlns:w16du="http://schemas.microsoft.com/office/word/2023/wordml/word16du" xmlns:w16sdtdh="http://schemas.microsoft.com/office/word/2020/wordml/sdtdatahash" xmlns:w16sdtfl="http://schemas.microsoft.com/office/word/2024/wordml/sdtformatlock" xmlns:w16se="http://schemas.microsoft.com/office/word/2015/wordml/symex" xmlns:wpg="http://schemas.microsoft.com/office/word/2010/wordprocessingGroup" xmlns:wpi="http://schemas.microsoft.com/office/word/2010/wordprocessingInk" xmlns:wne="http://schemas.microsoft.com/office/word/2006/wordml" xmlns:wps="http://schemas.microsoft.com/office/word/2010/wordprocessingShape" mc:Ignorable="w14 w15 w16se w16cid w16 w16cex w16sdtdh w16sdtfl w16du wp14">
   <w:p>
     <w:pPr>
       <w:pStyle w:val="Header"/>
@@ -861,7 +902,7 @@
 </file>
 
 <file path=word/header2.xml><?xml version="1.0" encoding="utf-8"?>
-<w:hdr xmlns:wpc="http://schemas.microsoft.com/office/word/2010/wordprocessingCanvas" xmlns:cx="http://schemas.microsoft.com/office/drawing/2014/chartex" xmlns:cx1="http://schemas.microsoft.com/office/drawing/2015/9/8/chartex" xmlns:cx2="http://schemas.microsoft.com/office/drawing/2015/10/21/chartex" xmlns:cx3="http://schemas.microsoft.com/office/drawing/2016/5/9/chartex" xmlns:cx4="http://schemas.microsoft.com/office/drawing/2016/5/10/chartex" xmlns:cx5="http://schemas.microsoft.com/office/drawing/2016/5/11/chartex" xmlns:cx6="http://schemas.microsoft.com/office/drawing/2016/5/12/chartex" xmlns:cx7="http://schemas.microsoft.com/office/drawing/2016/5/13/chartex" xmlns:cx8="http://schemas.microsoft.com/office/drawing/2016/5/14/chartex" xmlns:mc="http://schemas.openxmlformats.org/markup-compatibility/2006" xmlns:aink="http://schemas.microsoft.com/office/drawing/2016/ink" xmlns:am3d="http://schemas.microsoft.com/office/drawing/2017/model3d" xmlns:o="urn:schemas-microsoft-com:office:office" xmlns:oel="http://schemas.microsoft.com/office/2019/extlst" xmlns:r="http://schemas.openxmlformats.org/officeDocument/2006/relationships" xmlns:m="http://schemas.openxmlformats.org/officeDocument/2006/math" xmlns:v="urn:schemas-microsoft-com:vml" xmlns:wp14="http://schemas.microsoft.com/office/word/2010/wordprocessingDrawing" xmlns:wp="http://schemas.openxmlformats.org/drawingml/2006/wordprocessingDrawing" xmlns:w10="urn:schemas-microsoft-com:office:word" xmlns:w="http://schemas.openxmlformats.org/wordprocessingml/2006/main" xmlns:w14="http://schemas.microsoft.com/office/word/2010/wordml" xmlns:w15="http://schemas.microsoft.com/office/word/2012/wordml" xmlns:w16cex="http://schemas.microsoft.com/office/word/2018/wordml/cex" xmlns:w16cid="http://schemas.microsoft.com/office/word/2016/wordml/cid" xmlns:w16="http://schemas.microsoft.com/office/word/2018/wordml" xmlns:w16sdtdh="http://schemas.microsoft.com/office/word/2020/wordml/sdtdatahash" xmlns:w16se="http://schemas.microsoft.com/office/word/2015/wordml/symex" xmlns:wpg="http://schemas.microsoft.com/office/word/2010/wordprocessingGroup" xmlns:wpi="http://schemas.microsoft.com/office/word/2010/wordprocessingInk" xmlns:wne="http://schemas.microsoft.com/office/word/2006/wordml" xmlns:wps="http://schemas.microsoft.com/office/word/2010/wordprocessingShape" mc:Ignorable="w14 w15 w16se w16cid w16 w16cex w16sdtdh wp14">
+<w:hdr xmlns:wpc="http://schemas.microsoft.com/office/word/2010/wordprocessingCanvas" xmlns:cx="http://schemas.microsoft.com/office/drawing/2014/chartex" xmlns:cx1="http://schemas.microsoft.com/office/drawing/2015/9/8/chartex" xmlns:cx2="http://schemas.microsoft.com/office/drawing/2015/10/21/chartex" xmlns:cx3="http://schemas.microsoft.com/office/drawing/2016/5/9/chartex" xmlns:cx4="http://schemas.microsoft.com/office/drawing/2016/5/10/chartex" xmlns:cx5="http://schemas.microsoft.com/office/drawing/2016/5/11/chartex" xmlns:cx6="http://schemas.microsoft.com/office/drawing/2016/5/12/chartex" xmlns:cx7="http://schemas.microsoft.com/office/drawing/2016/5/13/chartex" xmlns:cx8="http://schemas.microsoft.com/office/drawing/2016/5/14/chartex" xmlns:mc="http://schemas.openxmlformats.org/markup-compatibility/2006" xmlns:aink="http://schemas.microsoft.com/office/drawing/2016/ink" xmlns:am3d="http://schemas.microsoft.com/office/drawing/2017/model3d" xmlns:o="urn:schemas-microsoft-com:office:office" xmlns:oel="http://schemas.microsoft.com/office/2019/extlst" xmlns:r="http://schemas.openxmlformats.org/officeDocument/2006/relationships" xmlns:m="http://schemas.openxmlformats.org/officeDocument/2006/math" xmlns:v="urn:schemas-microsoft-com:vml" xmlns:wp14="http://schemas.microsoft.com/office/word/2010/wordprocessingDrawing" xmlns:wp="http://schemas.openxmlformats.org/drawingml/2006/wordprocessingDrawing" xmlns:w10="urn:schemas-microsoft-com:office:word" xmlns:w="http://schemas.openxmlformats.org/wordprocessingml/2006/main" xmlns:w14="http://schemas.microsoft.com/office/word/2010/wordml" xmlns:w15="http://schemas.microsoft.com/office/word/2012/wordml" xmlns:w16cex="http://schemas.microsoft.com/office/word/2018/wordml/cex" xmlns:w16cid="http://schemas.microsoft.com/office/word/2016/wordml/cid" xmlns:w16="http://schemas.microsoft.com/office/word/2018/wordml" xmlns:w16du="http://schemas.microsoft.com/office/word/2023/wordml/word16du" xmlns:w16sdtdh="http://schemas.microsoft.com/office/word/2020/wordml/sdtdatahash" xmlns:w16sdtfl="http://schemas.microsoft.com/office/word/2024/wordml/sdtformatlock" xmlns:w16se="http://schemas.microsoft.com/office/word/2015/wordml/symex" xmlns:wpg="http://schemas.microsoft.com/office/word/2010/wordprocessingGroup" xmlns:wpi="http://schemas.microsoft.com/office/word/2010/wordprocessingInk" xmlns:wne="http://schemas.microsoft.com/office/word/2006/wordml" xmlns:wps="http://schemas.microsoft.com/office/word/2010/wordprocessingShape" mc:Ignorable="w14 w15 w16se w16cid w16 w16cex w16sdtdh w16sdtfl w16du wp14">
   <w:p>
     <w:pPr>
       <w:pStyle w:val="Header"/>
@@ -872,7 +913,7 @@
 </file>
 
 <file path=word/header3.xml><?xml version="1.0" encoding="utf-8"?>
-<w:hdr xmlns:wpc="http://schemas.microsoft.com/office/word/2010/wordprocessingCanvas" xmlns:cx="http://schemas.microsoft.com/office/drawing/2014/chartex" xmlns:cx1="http://schemas.microsoft.com/office/drawing/2015/9/8/chartex" xmlns:cx2="http://schemas.microsoft.com/office/drawing/2015/10/21/chartex" xmlns:cx3="http://schemas.microsoft.com/office/drawing/2016/5/9/chartex" xmlns:cx4="http://schemas.microsoft.com/office/drawing/2016/5/10/chartex" xmlns:cx5="http://schemas.microsoft.com/office/drawing/2016/5/11/chartex" xmlns:cx6="http://schemas.microsoft.com/office/drawing/2016/5/12/chartex" xmlns:cx7="http://schemas.microsoft.com/office/drawing/2016/5/13/chartex" xmlns:cx8="http://schemas.microsoft.com/office/drawing/2016/5/14/chartex" xmlns:mc="http://schemas.openxmlformats.org/markup-compatibility/2006" xmlns:aink="http://schemas.microsoft.com/office/drawing/2016/ink" xmlns:am3d="http://schemas.microsoft.com/office/drawing/2017/model3d" xmlns:o="urn:schemas-microsoft-com:office:office" xmlns:oel="http://schemas.microsoft.com/office/2019/extlst" xmlns:r="http://schemas.openxmlformats.org/officeDocument/2006/relationships" xmlns:m="http://schemas.openxmlformats.org/officeDocument/2006/math" xmlns:v="urn:schemas-microsoft-com:vml" xmlns:wp14="http://schemas.microsoft.com/office/word/2010/wordprocessingDrawing" xmlns:wp="http://schemas.openxmlformats.org/drawingml/2006/wordprocessingDrawing" xmlns:w10="urn:schemas-microsoft-com:office:word" xmlns:w="http://schemas.openxmlformats.org/wordprocessingml/2006/main" xmlns:w14="http://schemas.microsoft.com/office/word/2010/wordml" xmlns:w15="http://schemas.microsoft.com/office/word/2012/wordml" xmlns:w16cex="http://schemas.microsoft.com/office/word/2018/wordml/cex" xmlns:w16cid="http://schemas.microsoft.com/office/word/2016/wordml/cid" xmlns:w16="http://schemas.microsoft.com/office/word/2018/wordml" xmlns:w16sdtdh="http://schemas.microsoft.com/office/word/2020/wordml/sdtdatahash" xmlns:w16se="http://schemas.microsoft.com/office/word/2015/wordml/symex" xmlns:wpg="http://schemas.microsoft.com/office/word/2010/wordprocessingGroup" xmlns:wpi="http://schemas.microsoft.com/office/word/2010/wordprocessingInk" xmlns:wne="http://schemas.microsoft.com/office/word/2006/wordml" xmlns:wps="http://schemas.microsoft.com/office/word/2010/wordprocessingShape" mc:Ignorable="w14 w15 w16se w16cid w16 w16cex w16sdtdh wp14">
+<w:hdr xmlns:wpc="http://schemas.microsoft.com/office/word/2010/wordprocessingCanvas" xmlns:cx="http://schemas.microsoft.com/office/drawing/2014/chartex" xmlns:cx1="http://schemas.microsoft.com/office/drawing/2015/9/8/chartex" xmlns:cx2="http://schemas.microsoft.com/office/drawing/2015/10/21/chartex" xmlns:cx3="http://schemas.microsoft.com/office/drawing/2016/5/9/chartex" xmlns:cx4="http://schemas.microsoft.com/office/drawing/2016/5/10/chartex" xmlns:cx5="http://schemas.microsoft.com/office/drawing/2016/5/11/chartex" xmlns:cx6="http://schemas.microsoft.com/office/drawing/2016/5/12/chartex" xmlns:cx7="http://schemas.microsoft.com/office/drawing/2016/5/13/chartex" xmlns:cx8="http://schemas.microsoft.com/office/drawing/2016/5/14/chartex" xmlns:mc="http://schemas.openxmlformats.org/markup-compatibility/2006" xmlns:aink="http://schemas.microsoft.com/office/drawing/2016/ink" xmlns:am3d="http://schemas.microsoft.com/office/drawing/2017/model3d" xmlns:o="urn:schemas-microsoft-com:office:office" xmlns:oel="http://schemas.microsoft.com/office/2019/extlst" xmlns:r="http://schemas.openxmlformats.org/officeDocument/2006/relationships" xmlns:m="http://schemas.openxmlformats.org/officeDocument/2006/math" xmlns:v="urn:schemas-microsoft-com:vml" xmlns:wp14="http://schemas.microsoft.com/office/word/2010/wordprocessingDrawing" xmlns:wp="http://schemas.openxmlformats.org/drawingml/2006/wordprocessingDrawing" xmlns:w10="urn:schemas-microsoft-com:office:word" xmlns:w="http://schemas.openxmlformats.org/wordprocessingml/2006/main" xmlns:w14="http://schemas.microsoft.com/office/word/2010/wordml" xmlns:w15="http://schemas.microsoft.com/office/word/2012/wordml" xmlns:w16cex="http://schemas.microsoft.com/office/word/2018/wordml/cex" xmlns:w16cid="http://schemas.microsoft.com/office/word/2016/wordml/cid" xmlns:w16="http://schemas.microsoft.com/office/word/2018/wordml" xmlns:w16du="http://schemas.microsoft.com/office/word/2023/wordml/word16du" xmlns:w16sdtdh="http://schemas.microsoft.com/office/word/2020/wordml/sdtdatahash" xmlns:w16sdtfl="http://schemas.microsoft.com/office/word/2024/wordml/sdtformatlock" xmlns:w16se="http://schemas.microsoft.com/office/word/2015/wordml/symex" xmlns:wpg="http://schemas.microsoft.com/office/word/2010/wordprocessingGroup" xmlns:wpi="http://schemas.microsoft.com/office/word/2010/wordprocessingInk" xmlns:wne="http://schemas.microsoft.com/office/word/2006/wordml" xmlns:wps="http://schemas.microsoft.com/office/word/2010/wordprocessingShape" mc:Ignorable="w14 w15 w16se w16cid w16 w16cex w16sdtdh w16sdtfl w16du wp14">
   <w:p>
     <w:pPr>
       <w:pStyle w:val="Header"/>
@@ -881,7 +922,7 @@
     <w:r>
       <w:tab/>
       <w:tab/>
-      <w:t>2026-06-17</w:t>
+      <w:t>2026-06-18</w:t>
       <w:br/>
       <w:br/>
     </w:r>
@@ -898,7 +939,7 @@
 </file>
 
 <file path=word/numbering.xml><?xml version="1.0" encoding="utf-8"?>
-<w:numbering xmlns:wpc="http://schemas.microsoft.com/office/word/2010/wordprocessingCanvas" xmlns:cx="http://schemas.microsoft.com/office/drawing/2014/chartex" xmlns:cx1="http://schemas.microsoft.com/office/drawing/2015/9/8/chartex" xmlns:cx2="http://schemas.microsoft.com/office/drawing/2015/10/21/chartex" xmlns:cx3="http://schemas.microsoft.com/office/drawing/2016/5/9/chartex" xmlns:cx4="http://schemas.microsoft.com/office/drawing/2016/5/10/chartex" xmlns:cx5="http://schemas.microsoft.com/office/drawing/2016/5/11/chartex" xmlns:cx6="http://schemas.microsoft.com/office/drawing/2016/5/12/chartex" xmlns:cx7="http://schemas.microsoft.com/office/drawing/2016/5/13/chartex" xmlns:cx8="http://schemas.microsoft.com/office/drawing/2016/5/14/chartex" xmlns:mc="http://schemas.openxmlformats.org/markup-compatibility/2006" xmlns:aink="http://schemas.microsoft.com/office/drawing/2016/ink" xmlns:am3d="http://schemas.microsoft.com/office/drawing/2017/model3d" xmlns:o="urn:schemas-microsoft-com:office:office" xmlns:oel="http://schemas.microsoft.com/office/2019/extlst" xmlns:r="http://schemas.openxmlformats.org/officeDocument/2006/relationships" xmlns:m="http://schemas.openxmlformats.org/officeDocument/2006/math" xmlns:v="urn:schemas-microsoft-com:vml" xmlns:wp14="http://schemas.microsoft.com/office/word/2010/wordprocessingDrawing" xmlns:wp="http://schemas.openxmlformats.org/drawingml/2006/wordprocessingDrawing" xmlns:w10="urn:schemas-microsoft-com:office:word" xmlns:w="http://schemas.openxmlformats.org/wordprocessingml/2006/main" xmlns:w14="http://schemas.microsoft.com/office/word/2010/wordml" xmlns:w15="http://schemas.microsoft.com/office/word/2012/wordml" xmlns:w16cex="http://schemas.microsoft.com/office/word/2018/wordml/cex" xmlns:w16cid="http://schemas.microsoft.com/office/word/2016/wordml/cid" xmlns:w16="http://schemas.microsoft.com/office/word/2018/wordml" xmlns:w16sdtdh="http://schemas.microsoft.com/office/word/2020/wordml/sdtdatahash" xmlns:w16se="http://schemas.microsoft.com/office/word/2015/wordml/symex" xmlns:wpg="http://schemas.microsoft.com/office/word/2010/wordprocessingGroup" xmlns:wpi="http://schemas.microsoft.com/office/word/2010/wordprocessingInk" xmlns:wne="http://schemas.microsoft.com/office/word/2006/wordml" xmlns:wps="http://schemas.microsoft.com/office/word/2010/wordprocessingShape" mc:Ignorable="w14 w15 w16se w16cid w16 w16cex w16sdtdh wp14">
+<w:numbering xmlns:wpc="http://schemas.microsoft.com/office/word/2010/wordprocessingCanvas" xmlns:cx="http://schemas.microsoft.com/office/drawing/2014/chartex" xmlns:cx1="http://schemas.microsoft.com/office/drawing/2015/9/8/chartex" xmlns:cx2="http://schemas.microsoft.com/office/drawing/2015/10/21/chartex" xmlns:cx3="http://schemas.microsoft.com/office/drawing/2016/5/9/chartex" xmlns:cx4="http://schemas.microsoft.com/office/drawing/2016/5/10/chartex" xmlns:cx5="http://schemas.microsoft.com/office/drawing/2016/5/11/chartex" xmlns:cx6="http://schemas.microsoft.com/office/drawing/2016/5/12/chartex" xmlns:cx7="http://schemas.microsoft.com/office/drawing/2016/5/13/chartex" xmlns:cx8="http://schemas.microsoft.com/office/drawing/2016/5/14/chartex" xmlns:mc="http://schemas.openxmlformats.org/markup-compatibility/2006" xmlns:aink="http://schemas.microsoft.com/office/drawing/2016/ink" xmlns:am3d="http://schemas.microsoft.com/office/drawing/2017/model3d" xmlns:o="urn:schemas-microsoft-com:office:office" xmlns:oel="http://schemas.microsoft.com/office/2019/extlst" xmlns:r="http://schemas.openxmlformats.org/officeDocument/2006/relationships" xmlns:m="http://schemas.openxmlformats.org/officeDocument/2006/math" xmlns:v="urn:schemas-microsoft-com:vml" xmlns:wp14="http://schemas.microsoft.com/office/word/2010/wordprocessingDrawing" xmlns:wp="http://schemas.openxmlformats.org/drawingml/2006/wordprocessingDrawing" xmlns:w10="urn:schemas-microsoft-com:office:word" xmlns:w="http://schemas.openxmlformats.org/wordprocessingml/2006/main" xmlns:w14="http://schemas.microsoft.com/office/word/2010/wordml" xmlns:w15="http://schemas.microsoft.com/office/word/2012/wordml" xmlns:w16cex="http://schemas.microsoft.com/office/word/2018/wordml/cex" xmlns:w16cid="http://schemas.microsoft.com/office/word/2016/wordml/cid" xmlns:w16="http://schemas.microsoft.com/office/word/2018/wordml" xmlns:w16du="http://schemas.microsoft.com/office/word/2023/wordml/word16du" xmlns:w16sdtdh="http://schemas.microsoft.com/office/word/2020/wordml/sdtdatahash" xmlns:w16sdtfl="http://schemas.microsoft.com/office/word/2024/wordml/sdtformatlock" xmlns:w16se="http://schemas.microsoft.com/office/word/2015/wordml/symex" xmlns:wpg="http://schemas.microsoft.com/office/word/2010/wordprocessingGroup" xmlns:wpi="http://schemas.microsoft.com/office/word/2010/wordprocessingInk" xmlns:wne="http://schemas.microsoft.com/office/word/2006/wordml" xmlns:wps="http://schemas.microsoft.com/office/word/2010/wordprocessingShape" mc:Ignorable="w14 w15 w16se w16cid w16 w16cex w16sdtdh w16sdtfl w16du wp14">
   <w:abstractNum w:abstractNumId="0" w15:restartNumberingAfterBreak="0">
     <w:nsid w:val="FFFFFF7C"/>
     <w:multiLevelType w:val="singleLevel"/>
@@ -1101,7 +1142,7 @@
 </file>
 
 <file path=word/styles.xml><?xml version="1.0" encoding="utf-8"?>
-<w:styles xmlns:mc="http://schemas.openxmlformats.org/markup-compatibility/2006" xmlns:r="http://schemas.openxmlformats.org/officeDocument/2006/relationships" xmlns:w="http://schemas.openxmlformats.org/wordprocessingml/2006/main" xmlns:w14="http://schemas.microsoft.com/office/word/2010/wordml" xmlns:w15="http://schemas.microsoft.com/office/word/2012/wordml" xmlns:w16cex="http://schemas.microsoft.com/office/word/2018/wordml/cex" xmlns:w16cid="http://schemas.microsoft.com/office/word/2016/wordml/cid" xmlns:w16="http://schemas.microsoft.com/office/word/2018/wordml" xmlns:w16sdtdh="http://schemas.microsoft.com/office/word/2020/wordml/sdtdatahash" xmlns:w16se="http://schemas.microsoft.com/office/word/2015/wordml/symex" mc:Ignorable="w14 w15 w16se w16cid w16 w16cex w16sdtdh">
+<w:styles xmlns:mc="http://schemas.openxmlformats.org/markup-compatibility/2006" xmlns:r="http://schemas.openxmlformats.org/officeDocument/2006/relationships" xmlns:w="http://schemas.openxmlformats.org/wordprocessingml/2006/main" xmlns:w14="http://schemas.microsoft.com/office/word/2010/wordml" xmlns:w15="http://schemas.microsoft.com/office/word/2012/wordml" xmlns:w16cex="http://schemas.microsoft.com/office/word/2018/wordml/cex" xmlns:w16cid="http://schemas.microsoft.com/office/word/2016/wordml/cid" xmlns:w16="http://schemas.microsoft.com/office/word/2018/wordml" xmlns:w16du="http://schemas.microsoft.com/office/word/2023/wordml/word16du" xmlns:w16sdtdh="http://schemas.microsoft.com/office/word/2020/wordml/sdtdatahash" xmlns:w16sdtfl="http://schemas.microsoft.com/office/word/2024/wordml/sdtformatlock" xmlns:w16se="http://schemas.microsoft.com/office/word/2015/wordml/symex" mc:Ignorable="w14 w15 w16se w16cid w16 w16cex w16sdtdh w16sdtfl w16du">
   <w:docDefaults>
     <w:rPrDefault>
       <w:rPr>
@@ -1859,7 +1900,7 @@
     <w:link w:val="TitleChar"/>
     <w:uiPriority w:val="10"/>
     <w:qFormat/>
-    <w:rsid w:val="007106C8"/>
+    <w:rsid w:val="00E854FA"/>
     <w:pPr>
       <w:spacing w:after="300" w:line="240" w:lineRule="auto"/>
       <w:contextualSpacing/>
@@ -1869,7 +1910,7 @@
       <w:rFonts w:eastAsiaTheme="majorEastAsia" w:cstheme="majorBidi"/>
       <w:spacing w:val="5"/>
       <w:kern w:val="28"/>
-      <w:sz w:val="52"/>
+      <w:sz w:val="40"/>
       <w:szCs w:val="52"/>
       <w:lang w:val="sv-SE" w:eastAsia="en-US" w:bidi="ar-SA"/>
     </w:rPr>
@@ -1879,12 +1920,12 @@
     <w:basedOn w:val="DefaultParagraphFont"/>
     <w:link w:val="Title"/>
     <w:uiPriority w:val="10"/>
-    <w:rsid w:val="007106C8"/>
+    <w:rsid w:val="00E854FA"/>
     <w:rPr>
       <w:rFonts w:ascii="Times New Roman" w:eastAsiaTheme="majorEastAsia" w:hAnsi="Times New Roman" w:cstheme="majorBidi"/>
       <w:spacing w:val="5"/>
       <w:kern w:val="28"/>
-      <w:sz w:val="52"/>
+      <w:sz w:val="40"/>
       <w:szCs w:val="52"/>
       <w:lang w:val="sv-SE" w:eastAsia="en-US" w:bidi="ar-SA"/>
     </w:rPr>

--- a/klagomål/A 12767-2026 FSC-klagomål.docx
+++ b/klagomål/A 12767-2026 FSC-klagomål.docx
@@ -922,7 +922,7 @@
     <w:r>
       <w:tab/>
       <w:tab/>
-      <w:t>2026-06-18</w:t>
+      <w:t>2026-06-19</w:t>
       <w:br/>
       <w:br/>
     </w:r>

--- a/klagomål/A 12767-2026 FSC-klagomål.docx
+++ b/klagomål/A 12767-2026 FSC-klagomål.docx
@@ -922,7 +922,7 @@
     <w:r>
       <w:tab/>
       <w:tab/>
-      <w:t>2026-06-19</w:t>
+      <w:t>2026-06-20</w:t>
       <w:br/>
       <w:br/>
     </w:r>

--- a/klagomål/A 12767-2026 FSC-klagomål.docx
+++ b/klagomål/A 12767-2026 FSC-klagomål.docx
@@ -168,38 +168,7 @@
     </w:p>
     <w:p>
       <w:r>
-        <w:t>Detta dokument behandlar höga naturvärden i avverkningsanmälan A 12767-2026 i Rättviks kommun som inkom 2026-03-10 och omfattar 10,1 ha.</w:t>
-      </w:r>
-    </w:p>
-    <w:p>
-      <w:r>
-        <w:t>Nedan presenteras fynd av naturvårdsarter och fridlysta arter som gjorts i det avverkningsanmälda området, samt relevanta utdrag ur standarderna för FSC, Chain of Custody, Controlled Wood och PEFC.</w:t>
-      </w:r>
-    </w:p>
-    <w:p>
-      <w:r>
-        <w:t>Vi förväntar oss att ni återkommer med ett skriftligt svar på vårt klagomål och även beskriver vilka korrigerande åtgärder ni satt in för att rätta till identifierade brister i er efterlevnad av den svenska FSC standarden.</w:t>
-      </w:r>
-    </w:p>
-    <w:p>
-      <w:pPr>
-        <w:pStyle w:val="Heading1"/>
-      </w:pPr>
-      <w:r>
-        <w:t>Naturvårdsarter</w:t>
-      </w:r>
-    </w:p>
-    <w:p>
-      <w:r>
-        <w:t>I och inom 22 meter från avverkningsanmälan har följande 16 naturvårdsarter hittats: lammticka (VU), rotfingersvamp (VU), skrovlig taggsvamp (VU), torrmusseron (VU), blå taggsvamp (NT, T), dropptaggsvamp (NT, T), gelatinfingersvamp (NT), motaggsvamp (NT, T), orange taggsvamp (NT, T), skarp dropptaggsvamp (NT), såpfingersvamp (NT), tallfingersvamp (NT), tallriska (NT), talltaggsvamp (NT), Ramaria subtilis (DD) och plattlummer (S, T, §9). Av dessa är 15 rödlistade. För rödlistade arter har rödlistekategorin angivits inom parentes. Arter som är signalarter enligt Skogsstyrelsen har markerats med (S). Typiska arter inom Natura 2000 som är kopplade till skogsekosystem har markerats med (T). För fridlysta arter anges även paragrafen i Artskyddsförordningen som arten är fridlyst enligt.</w:t>
-      </w:r>
-    </w:p>
-    <w:p>
-      <w:r>
-        <w:t>De påträffade naturvårdsarterna är ett tydligt kvitto på att det rör sig om en skog med höga naturvärden.</w:t>
-      </w:r>
-      <w:r>
-        <w:t xml:space="preserve"> I Figur 1 visas fyndplatser för naturvårdsarter i området, som finns registrerade på Artportalen.</w:t>
+        <w:t>Detta klagomål behandlar höga naturvärden i avverkningsanmälan A 12767-2026 i Rättviks kommun som inkom 2026-03-10 och omfattar 10,1 ha.</w:t>
       </w:r>
     </w:p>
     <w:p>
@@ -247,20 +216,35 @@
         <w:spacing w:after="240"/>
       </w:pPr>
       <w:r>
-        <w:t>Figur 1. Fyndplatser för naturvårdsarter i och inom 22 meter från avverkningsanmälan (röd linje). Markörer utan svart kant är placerade på fyndplatsen. Markörer med svart kant är placerade vid sidan av fyndplatsen och har ett svart streck som visar fyndplatsens exakta position. Kartans mittpunktskoordinat är N 6783041, E 508109 i SWEREF 99 TM.</w:t>
+        <w:t>Figur 1. Fyndplatser för naturvårdsarter i och inom 22 meter från avverkningsanmälan. Markörer utan svart kant är placerade på fyndplatsen. Markörer med svart kant är placerade vid sidan av fyndplatsen har ett svart streck som visar fyndplatsens exakta position. Kartans mittpunktskoordinat är N 6783041, E 508109 i SWEREF 99 TM.</w:t>
+      </w:r>
+    </w:p>
+    <w:p>
+      <w:r>
+        <w:t>I och inom 22 meter från avverkningsanmälan finns fynd av 16 naturvårdsarter, varav 15 är rödlistade, 1 är fridlyst, 5 är typiska (T) och 1 är signalart (S): lammticka (VU), rotfingersvamp (VU), skrovlig taggsvamp (VU), torrmusseron (VU), blå taggsvamp (NT, T), dropptaggsvamp (NT, T), gelatinfingersvamp (NT), motaggsvamp (NT, T), orange taggsvamp (NT, T), skarp dropptaggsvamp (NT), såpfingersvamp (NT), tallfingersvamp (NT), tallriska (NT), talltaggsvamp (NT), Ramaria subtilis (DD) och plattlummer (S, T, §9). Se Figur 1.</w:t>
+      </w:r>
+    </w:p>
+    <w:p>
+      <w:r>
+        <w:t>Nedan presenteras relevanta utdrag ur standarderna för FSC, Chain of Custody, Controlled Wood och PEFC.</w:t>
+      </w:r>
+    </w:p>
+    <w:p>
+      <w:r>
+        <w:t>Vi förväntar oss att ni återkommer med ett skriftligt svar på vårt klagomål och även beskriver vilka korrigerande åtgärder ni satt in för att rätta till identifierade brister i er efterlevnad av den svenska FSC standarden.</w:t>
       </w:r>
     </w:p>
     <w:p>
       <w:pPr>
-        <w:pStyle w:val="Heading2"/>
+        <w:pStyle w:val="Heading1"/>
       </w:pPr>
       <w:r>
-        <w:t>Fridlysta arter</w:t>
+        <w:t>Naturvårdsarter och fridlysta arter</w:t>
       </w:r>
     </w:p>
     <w:p>
       <w:r>
-        <w:t>Följande fridlysta arter har sina livsmiljöer och växtplatser i den avverkningsanmälda skogen: plattlummer (S, T, §9).</w:t>
+        <w:t>Nedan följer beskrivningar av de naturvårdsarter och fridlysta arter som har sina livsmiljöer och växtplatser i den avverkningsanmälda skogen. De påträffade naturvårdsarterna är ett tydligt kvitto på att det rör sig om en skog med höga naturvärden.</w:t>
       </w:r>
     </w:p>
     <w:p>
@@ -268,36 +252,52 @@
         <w:rPr>
           <w:b/>
         </w:rPr>
-        <w:t>Plattlummer (§9)</w:t>
+        <w:t>Lammticka (VU)</w:t>
       </w:r>
       <w:r>
-        <w:t xml:space="preserve"> växer främst i ljusöppna sandtallskogar eller annan gles, torr och brandpräglad hedbarrskog. Den är mest frekvent i olika typer av naturskogar och kontinuitetsskogar och missgynnas markant av slutavverkning och maskinell markberedning. Söder ut i landet förekommer de närstående arterna cypresslummer (VU, §8) och mellanlummer (VU, §9), vilka båda omfattas av EU:s art- och habitatdirektiv. Plattlummer är typisk art för </w:t>
+        <w:t xml:space="preserve"> bildar mykorrhiza med tall och växer i tämligen öppna barrskogar ofta magra tallhedar, gärna på sandig mark.</w:t>
       </w:r>
       <w:r>
         <w:rPr>
-          <w:i/>
+          <w:b/>
         </w:rPr>
-        <w:t xml:space="preserve">9010 Taiga </w:t>
+        <w:t xml:space="preserve"> </w:t>
       </w:r>
       <w:r>
-        <w:t>och</w:t>
-      </w:r>
-      <w:r>
-        <w:rPr>
-          <w:i/>
-        </w:rPr>
-        <w:t xml:space="preserve"> 2320 Rissandhedar </w:t>
-      </w:r>
-      <w:r>
-        <w:t>(Nitare &amp; Skogsstyrelsen, 2019; SLU Artdatabanken, 2025).</w:t>
+        <w:t>Arten är placerad högst upp i Skogsstyrelsens värdepyramid för bedömning av skog med höga naturvärden och tål inte slutavverkning (SLU Artdatabanken, 2024; Nitare &amp; Skogsstyrelsen, 2019).</w:t>
       </w:r>
     </w:p>
     <w:p>
-      <w:pPr>
-        <w:pStyle w:val="Heading2"/>
-      </w:pPr>
       <w:r>
-        <w:t>Övriga naturvårdsarter</w:t>
+        <w:rPr>
+          <w:b/>
+        </w:rPr>
+        <w:t xml:space="preserve">Rotfingersvamp (VU) </w:t>
+      </w:r>
+      <w:r>
+        <w:t>bildar mykorrhiza med tall, i tallskog på sandiga marker särskilt på åssluttningar. Huvudsakligen förekommer den i norra Sverige, i äldre icke kalavverkad kontinuitetsskog. Rotfingersvamp är placerad högst upp i Skogsstyrelsens värdepyramid för bedömning av skog med höga naturvärden och globalt rödlistad som nära hotad (NT) vilket innebär att Sverige har ett internationellt ansvar för arten. Områden med arten bör skyddas och undantas från rationellt skogsbruk och slutavverkning, kraftig gallring och skogsgödsling måste helt undvikas (IUCN, 2025; SLU Artdatabanken, 2024; Nitare &amp; Skogsstyrelsen, 2019).</w:t>
+      </w:r>
+    </w:p>
+    <w:p>
+      <w:r>
+        <w:rPr>
+          <w:b/>
+        </w:rPr>
+        <w:t xml:space="preserve">Skrovlig taggsvamp (VU) </w:t>
+      </w:r>
+      <w:r>
+        <w:t>bildar mykorrhiza med tall i äldre tallskog, framför allt på tallhed. Den växer huvudsakligen i äldre barrskog som hotas av slutavverkning. Genom att äldre barrskogar och naturskogar blir allt sällsyntare, missgynnas arten av skogsbruk. Arten ingår i ett åtgärdsprogram för hotade arter (ÅGP) och en långsiktig tillgång till svampens värdträd behöver säkras genom att växtplatserna undantas från avverkning. Skrovlig taggsvamp är globalt rödlistad som nära hotad (NT) vilket innebär att Sverige har ett internationellt ansvar för arten (IUCN, 2025; SLU Artdatabanken, 2026; Nitare, 2006).</w:t>
+      </w:r>
+    </w:p>
+    <w:p>
+      <w:r>
+        <w:rPr>
+          <w:b/>
+        </w:rPr>
+        <w:t xml:space="preserve">Torrmusseron (VU) </w:t>
+      </w:r>
+      <w:r>
+        <w:t>bildar mykorrhiza med tall, huvudsakligen på sandig mark på magra äldre tallhedar med tunt fältskikt. Bara påträffad i äldre skog med naturskogskaraktär eller skogar som plock- eller dimensionsavverkats. Bedöms ha svårt att återetableras efter kalavverkning och slutavverkning, markberedning och gödsling bör ej förekomma på kända lokaler (SLU Artdatabanken, 2024).</w:t>
       </w:r>
     </w:p>
     <w:p>
@@ -356,26 +356,6 @@
         <w:rPr>
           <w:b/>
         </w:rPr>
-        <w:t>Lammticka (VU)</w:t>
-      </w:r>
-      <w:r>
-        <w:t xml:space="preserve"> bildar mykorrhiza med tall och växer i tämligen öppna barrskogar ofta magra tallhedar, gärna på sandig mark.</w:t>
-      </w:r>
-      <w:r>
-        <w:rPr>
-          <w:b/>
-        </w:rPr>
-        <w:t xml:space="preserve"> </w:t>
-      </w:r>
-      <w:r>
-        <w:t>Arten är placerad högst upp i Skogsstyrelsens värdepyramid för bedömning av skog med höga naturvärden och tål inte slutavverkning (SLU Artdatabanken, 2024; Nitare &amp; Skogsstyrelsen, 2019).</w:t>
-      </w:r>
-    </w:p>
-    <w:p>
-      <w:r>
-        <w:rPr>
-          <w:b/>
-        </w:rPr>
         <w:t xml:space="preserve">Motaggsvamp (NT) </w:t>
       </w:r>
       <w:r>
@@ -415,51 +395,11 @@
       <w:r>
         <w:rPr>
           <w:b/>
-          <w:i/>
-        </w:rPr>
-        <w:t xml:space="preserve">Ramaria subtilis </w:t>
-      </w:r>
-      <w:r>
-        <w:rPr>
-          <w:b/>
-        </w:rPr>
-        <w:t>(DD)</w:t>
-      </w:r>
-      <w:r>
-        <w:t xml:space="preserve"> är en korallfingersvamp som bildar mykorrhiza med gran och troligen även med tall i kalkbarrskog. Arten är sannolikt knuten till boreala kalkbarrskogar och bedöms påverkas negativt av brist på kontinuitetsskog, men kunskapen om dess ekologi och utbredning är fortfarande bristfällig. Faktaunderlaget bedöms vara otillräckligt för att avgöra vilken av de olika rödlistningskategorierna som är mest trolig (SLU Artdatabanken, 2026).</w:t>
-      </w:r>
-    </w:p>
-    <w:p>
-      <w:r>
-        <w:rPr>
-          <w:b/>
-        </w:rPr>
-        <w:t xml:space="preserve">Rotfingersvamp (VU) </w:t>
-      </w:r>
-      <w:r>
-        <w:t>bildar mykorrhiza med tall, i tallskog på sandiga marker särskilt på åssluttningar. Huvudsakligen förekommer den i norra Sverige, i äldre icke kalavverkad kontinuitetsskog. Rotfingersvamp är placerad högst upp i Skogsstyrelsens värdepyramid för bedömning av skog med höga naturvärden och globalt rödlistad som nära hotad (NT) vilket innebär att Sverige har ett internationellt ansvar för arten. Områden med arten bör skyddas och undantas från rationellt skogsbruk och slutavverkning, kraftig gallring och skogsgödsling måste helt undvikas (IUCN, 2025; SLU Artdatabanken, 2024; Nitare &amp; Skogsstyrelsen, 2019).</w:t>
-      </w:r>
-    </w:p>
-    <w:p>
-      <w:r>
-        <w:rPr>
-          <w:b/>
         </w:rPr>
         <w:t xml:space="preserve">Skarp dropptaggsvamp (NT) </w:t>
       </w:r>
       <w:r>
         <w:t>bildar mykorrhiza med både gran och tall, främst i barrskogar med trädkontinuitet. Arten uppträder dels i näringsrik kalkbarrskog och dels i sur lavtallskog. Kalkbarrskogarna är ofta grandominerade, olikåldriga och skiktade på frisk mark med ett örtrikt vegetationsskikt. Lavtallskogarna är i regel magra, torra, ljusöppna och ofta brandpräglade. Den totala populationen i landet har minskat och bedöms fortsätta minska till följd av avverkning av äldre barrskogar. Arten har begränsad förmåga att återetablera sig efter slutavverkning eller andra storskaliga skogsbruksåtgärder. Det saknas indikationer på att arten långsiktigt kan etablera eller reproducera sig i skogsbestånd som brukas med metoder som trakthyggesbruk, markberedning, gödsling eller föryngring med förädlat plantmaterial. Minskningstakten för den svenska populationen bedöms vara nära gränsvärdet för Sårbar (VU) (SLU Artdatabanken, 2026).</w:t>
-      </w:r>
-    </w:p>
-    <w:p>
-      <w:r>
-        <w:rPr>
-          <w:b/>
-        </w:rPr>
-        <w:t xml:space="preserve">Skrovlig taggsvamp (VU) </w:t>
-      </w:r>
-      <w:r>
-        <w:t>bildar mykorrhiza med tall i äldre tallskog, framför allt på tallhed. Den växer huvudsakligen i äldre barrskog som hotas av slutavverkning. Genom att äldre barrskogar och naturskogar blir allt sällsyntare, missgynnas arten av skogsbruk. Arten ingår i ett åtgärdsprogram för hotade arter (ÅGP) och en långsiktig tillgång till svampens värdträd behöver säkras genom att växtplatserna undantas från avverkning. Skrovlig taggsvamp är globalt rödlistad som nära hotad (NT) vilket innebär att Sverige har ett internationellt ansvar för arten (IUCN, 2025; SLU Artdatabanken, 2026; Nitare, 2006).</w:t>
       </w:r>
     </w:p>
     <w:p>
@@ -510,11 +450,47 @@
       <w:r>
         <w:rPr>
           <w:b/>
+          <w:i/>
         </w:rPr>
-        <w:t xml:space="preserve">Torrmusseron (VU) </w:t>
+        <w:t xml:space="preserve">Ramaria subtilis </w:t>
       </w:r>
       <w:r>
-        <w:t>bildar mykorrhiza med tall, huvudsakligen på sandig mark på magra äldre tallhedar med tunt fältskikt. Bara påträffad i äldre skog med naturskogskaraktär eller skogar som plock- eller dimensionsavverkats. Bedöms ha svårt att återetableras efter kalavverkning och slutavverkning, markberedning och gödsling bör ej förekomma på kända lokaler (SLU Artdatabanken, 2024).</w:t>
+        <w:rPr>
+          <w:b/>
+        </w:rPr>
+        <w:t>(DD)</w:t>
+      </w:r>
+      <w:r>
+        <w:t xml:space="preserve"> är en korallfingersvamp som bildar mykorrhiza med gran och troligen även med tall i kalkbarrskog. Arten är sannolikt knuten till boreala kalkbarrskogar och bedöms påverkas negativt av brist på kontinuitetsskog, men kunskapen om dess ekologi och utbredning är fortfarande bristfällig. Faktaunderlaget bedöms vara otillräckligt för att avgöra vilken av de olika rödlistningskategorierna som är mest trolig (SLU Artdatabanken, 2026).</w:t>
+      </w:r>
+    </w:p>
+    <w:p>
+      <w:r>
+        <w:rPr>
+          <w:b/>
+        </w:rPr>
+        <w:t>Plattlummer (§9)</w:t>
+      </w:r>
+      <w:r>
+        <w:t xml:space="preserve"> växer främst i ljusöppna sandtallskogar eller annan gles, torr och brandpräglad hedbarrskog. Den är mest frekvent i olika typer av naturskogar och kontinuitetsskogar och missgynnas markant av slutavverkning och maskinell markberedning. Söder ut i landet förekommer de närstående arterna cypresslummer (VU, §8) och mellanlummer (VU, §9), vilka båda omfattas av EU:s art- och habitatdirektiv. Plattlummer är typisk art för </w:t>
+      </w:r>
+      <w:r>
+        <w:rPr>
+          <w:i/>
+        </w:rPr>
+        <w:t xml:space="preserve">9010 Taiga </w:t>
+      </w:r>
+      <w:r>
+        <w:t>och</w:t>
+      </w:r>
+      <w:r>
+        <w:rPr>
+          <w:i/>
+        </w:rPr>
+        <w:t xml:space="preserve"> 2320 Rissandhedar </w:t>
+      </w:r>
+      <w:r>
+        <w:t>(Nitare &amp; Skogsstyrelsen, 2019; SLU Artdatabanken, 2025).</w:t>
       </w:r>
     </w:p>
     <w:p>
@@ -922,7 +898,7 @@
     <w:r>
       <w:tab/>
       <w:tab/>
-      <w:t>2026-06-20</w:t>
+      <w:t>2026-06-21</w:t>
       <w:br/>
       <w:br/>
     </w:r>

--- a/klagomål/A 12767-2026 FSC-klagomål.docx
+++ b/klagomål/A 12767-2026 FSC-klagomål.docx
@@ -898,7 +898,7 @@
     <w:r>
       <w:tab/>
       <w:tab/>
-      <w:t>2026-06-21</w:t>
+      <w:t>2026-06-22</w:t>
       <w:br/>
       <w:br/>
     </w:r>

--- a/klagomål/A 12767-2026 FSC-klagomål.docx
+++ b/klagomål/A 12767-2026 FSC-klagomål.docx
@@ -898,7 +898,7 @@
     <w:r>
       <w:tab/>
       <w:tab/>
-      <w:t>2026-06-22</w:t>
+      <w:t>2026-06-23</w:t>
       <w:br/>
       <w:br/>
     </w:r>

--- a/klagomål/A 12767-2026 FSC-klagomål.docx
+++ b/klagomål/A 12767-2026 FSC-klagomål.docx
@@ -898,7 +898,7 @@
     <w:r>
       <w:tab/>
       <w:tab/>
-      <w:t>2026-06-23</w:t>
+      <w:t>2026-06-24</w:t>
       <w:br/>
       <w:br/>
     </w:r>

--- a/klagomål/A 12767-2026 FSC-klagomål.docx
+++ b/klagomål/A 12767-2026 FSC-klagomål.docx
@@ -898,7 +898,7 @@
     <w:r>
       <w:tab/>
       <w:tab/>
-      <w:t>2026-06-24</w:t>
+      <w:t>2026-06-25</w:t>
       <w:br/>
       <w:br/>
     </w:r>

--- a/klagomål/A 12767-2026 FSC-klagomål.docx
+++ b/klagomål/A 12767-2026 FSC-klagomål.docx
@@ -898,7 +898,7 @@
     <w:r>
       <w:tab/>
       <w:tab/>
-      <w:t>2026-06-25</w:t>
+      <w:t>2026-06-26</w:t>
       <w:br/>
       <w:br/>
     </w:r>

--- a/klagomål/A 12767-2026 FSC-klagomål.docx
+++ b/klagomål/A 12767-2026 FSC-klagomål.docx
@@ -898,7 +898,7 @@
     <w:r>
       <w:tab/>
       <w:tab/>
-      <w:t>2026-06-26</w:t>
+      <w:t>2026-06-27</w:t>
       <w:br/>
       <w:br/>
     </w:r>

--- a/klagomål/A 12767-2026 FSC-klagomål.docx
+++ b/klagomål/A 12767-2026 FSC-klagomål.docx
@@ -898,7 +898,7 @@
     <w:r>
       <w:tab/>
       <w:tab/>
-      <w:t>2026-07-13</w:t>
+      <w:t>2026-07-14</w:t>
       <w:br/>
       <w:br/>
     </w:r>

--- a/klagomål/A 12767-2026 FSC-klagomål.docx
+++ b/klagomål/A 12767-2026 FSC-klagomål.docx
@@ -898,7 +898,7 @@
     <w:r>
       <w:tab/>
       <w:tab/>
-      <w:t>2026-07-14</w:t>
+      <w:t>2026-07-15</w:t>
       <w:br/>
       <w:br/>
     </w:r>

--- a/klagomål/A 12767-2026 FSC-klagomål.docx
+++ b/klagomål/A 12767-2026 FSC-klagomål.docx
@@ -898,7 +898,7 @@
     <w:r>
       <w:tab/>
       <w:tab/>
-      <w:t>2026-07-15</w:t>
+      <w:t>2026-07-16</w:t>
       <w:br/>
       <w:br/>
     </w:r>

--- a/klagomål/A 12767-2026 FSC-klagomål.docx
+++ b/klagomål/A 12767-2026 FSC-klagomål.docx
@@ -898,7 +898,7 @@
     <w:r>
       <w:tab/>
       <w:tab/>
-      <w:t>2026-07-16</w:t>
+      <w:t>2026-07-17</w:t>
       <w:br/>
       <w:br/>
     </w:r>

--- a/klagomål/A 12767-2026 FSC-klagomål.docx
+++ b/klagomål/A 12767-2026 FSC-klagomål.docx
@@ -898,7 +898,7 @@
     <w:r>
       <w:tab/>
       <w:tab/>
-      <w:t>2026-07-17</w:t>
+      <w:t>2026-07-18</w:t>
       <w:br/>
       <w:br/>
     </w:r>

--- a/klagomål/A 12767-2026 FSC-klagomål.docx
+++ b/klagomål/A 12767-2026 FSC-klagomål.docx
@@ -898,7 +898,7 @@
     <w:r>
       <w:tab/>
       <w:tab/>
-      <w:t>2026-07-18</w:t>
+      <w:t>2026-07-19</w:t>
       <w:br/>
       <w:br/>
     </w:r>

--- a/klagomål/A 12767-2026 FSC-klagomål.docx
+++ b/klagomål/A 12767-2026 FSC-klagomål.docx
@@ -898,7 +898,7 @@
     <w:r>
       <w:tab/>
       <w:tab/>
-      <w:t>2026-07-19</w:t>
+      <w:t>2026-07-20</w:t>
       <w:br/>
       <w:br/>
     </w:r>

--- a/klagomål/A 12767-2026 FSC-klagomål.docx
+++ b/klagomål/A 12767-2026 FSC-klagomål.docx
@@ -898,7 +898,7 @@
     <w:r>
       <w:tab/>
       <w:tab/>
-      <w:t>2026-07-20</w:t>
+      <w:t>2026-07-21</w:t>
       <w:br/>
       <w:br/>
     </w:r>

--- a/klagomål/A 12767-2026 FSC-klagomål.docx
+++ b/klagomål/A 12767-2026 FSC-klagomål.docx
@@ -898,7 +898,7 @@
     <w:r>
       <w:tab/>
       <w:tab/>
-      <w:t>2026-07-21</w:t>
+      <w:t>2026-07-22</w:t>
       <w:br/>
       <w:br/>
     </w:r>

--- a/klagomål/A 12767-2026 FSC-klagomål.docx
+++ b/klagomål/A 12767-2026 FSC-klagomål.docx
@@ -898,7 +898,7 @@
     <w:r>
       <w:tab/>
       <w:tab/>
-      <w:t>2026-07-22</w:t>
+      <w:t>2026-07-23</w:t>
       <w:br/>
       <w:br/>
     </w:r>

--- a/klagomål/A 12767-2026 FSC-klagomål.docx
+++ b/klagomål/A 12767-2026 FSC-klagomål.docx
@@ -898,7 +898,7 @@
     <w:r>
       <w:tab/>
       <w:tab/>
-      <w:t>2026-07-23</w:t>
+      <w:t>2026-07-24</w:t>
       <w:br/>
       <w:br/>
     </w:r>

--- a/klagomål/A 12767-2026 FSC-klagomål.docx
+++ b/klagomål/A 12767-2026 FSC-klagomål.docx
@@ -898,7 +898,7 @@
     <w:r>
       <w:tab/>
       <w:tab/>
-      <w:t>2026-07-24</w:t>
+      <w:t>2026-07-25</w:t>
       <w:br/>
       <w:br/>
     </w:r>

--- a/klagomål/A 12767-2026 FSC-klagomål.docx
+++ b/klagomål/A 12767-2026 FSC-klagomål.docx
@@ -898,7 +898,7 @@
     <w:r>
       <w:tab/>
       <w:tab/>
-      <w:t>2026-07-25</w:t>
+      <w:t>2026-07-26</w:t>
       <w:br/>
       <w:br/>
     </w:r>

--- a/klagomål/A 12767-2026 FSC-klagomål.docx
+++ b/klagomål/A 12767-2026 FSC-klagomål.docx
@@ -898,7 +898,7 @@
     <w:r>
       <w:tab/>
       <w:tab/>
-      <w:t>2026-07-26</w:t>
+      <w:t>2026-07-27</w:t>
       <w:br/>
       <w:br/>
     </w:r>

--- a/klagomål/A 12767-2026 FSC-klagomål.docx
+++ b/klagomål/A 12767-2026 FSC-klagomål.docx
@@ -898,7 +898,7 @@
     <w:r>
       <w:tab/>
       <w:tab/>
-      <w:t>2026-07-27</w:t>
+      <w:t>2026-07-28</w:t>
       <w:br/>
       <w:br/>
     </w:r>

--- a/klagomål/A 12767-2026 FSC-klagomål.docx
+++ b/klagomål/A 12767-2026 FSC-klagomål.docx
@@ -898,7 +898,7 @@
     <w:r>
       <w:tab/>
       <w:tab/>
-      <w:t>2026-07-28</w:t>
+      <w:t>2026-07-29</w:t>
       <w:br/>
       <w:br/>
     </w:r>

--- a/klagomål/A 12767-2026 FSC-klagomål.docx
+++ b/klagomål/A 12767-2026 FSC-klagomål.docx
@@ -898,7 +898,7 @@
     <w:r>
       <w:tab/>
       <w:tab/>
-      <w:t>2026-07-29</w:t>
+      <w:t>2026-07-30</w:t>
       <w:br/>
       <w:br/>
     </w:r>

--- a/klagomål/A 12767-2026 FSC-klagomål.docx
+++ b/klagomål/A 12767-2026 FSC-klagomål.docx
@@ -898,7 +898,7 @@
     <w:r>
       <w:tab/>
       <w:tab/>
-      <w:t>2026-07-30</w:t>
+      <w:t>2026-07-31</w:t>
       <w:br/>
       <w:br/>
     </w:r>

--- a/klagomål/A 12767-2026 FSC-klagomål.docx
+++ b/klagomål/A 12767-2026 FSC-klagomål.docx
@@ -898,7 +898,7 @@
     <w:r>
       <w:tab/>
       <w:tab/>
-      <w:t>2026-07-31</w:t>
+      <w:t>2026-08-01</w:t>
       <w:br/>
       <w:br/>
     </w:r>

--- a/klagomål/A 12767-2026 FSC-klagomål.docx
+++ b/klagomål/A 12767-2026 FSC-klagomål.docx
@@ -898,7 +898,7 @@
     <w:r>
       <w:tab/>
       <w:tab/>
-      <w:t>2026-08-01</w:t>
+      <w:t>2026-08-02</w:t>
       <w:br/>
       <w:br/>
     </w:r>

--- a/klagomål/A 12767-2026 FSC-klagomål.docx
+++ b/klagomål/A 12767-2026 FSC-klagomål.docx
@@ -898,7 +898,7 @@
     <w:r>
       <w:tab/>
       <w:tab/>
-      <w:t>2026-08-02</w:t>
+      <w:t>2026-08-03</w:t>
       <w:br/>
       <w:br/>
     </w:r>

--- a/klagomål/A 12767-2026 FSC-klagomål.docx
+++ b/klagomål/A 12767-2026 FSC-klagomål.docx
@@ -898,7 +898,7 @@
     <w:r>
       <w:tab/>
       <w:tab/>
-      <w:t>2026-08-03</w:t>
+      <w:t>2026-08-05</w:t>
       <w:br/>
       <w:br/>
     </w:r>

--- a/klagomål/A 12767-2026 FSC-klagomål.docx
+++ b/klagomål/A 12767-2026 FSC-klagomål.docx
@@ -898,7 +898,7 @@
     <w:r>
       <w:tab/>
       <w:tab/>
-      <w:t>2026-08-05</w:t>
+      <w:t>2026-08-07</w:t>
       <w:br/>
       <w:br/>
     </w:r>

--- a/klagomål/A 12767-2026 FSC-klagomål.docx
+++ b/klagomål/A 12767-2026 FSC-klagomål.docx
@@ -898,7 +898,7 @@
     <w:r>
       <w:tab/>
       <w:tab/>
-      <w:t>2026-08-07</w:t>
+      <w:t>2026-08-08</w:t>
       <w:br/>
       <w:br/>
     </w:r>

--- a/klagomål/A 12767-2026 FSC-klagomål.docx
+++ b/klagomål/A 12767-2026 FSC-klagomål.docx
@@ -216,7 +216,7 @@
         <w:spacing w:after="240"/>
       </w:pPr>
       <w:r>
-        <w:t>Figur 1. Fyndplatser för naturvårdsarter i och inom 22 meter från avverkningsanmälan. Markörer utan svart kant är placerade på fyndplatsen. Markörer med svart kant är placerade vid sidan av fyndplatsen har ett svart streck som visar fyndplatsens exakta position. Kartans mittpunktskoordinat är N 6783041, E 508109 i SWEREF 99 TM.</w:t>
+        <w:t>Figur 1. Fyndplatser för naturvårdsarter i och inom 22 meter från avverkningsanmälan. Markörer utan svart kant är placerade på fyndplatsen. Markörer med svart kant är placerade vid sidan av fyndplatsen och har ett svart streck som visar fyndplatsens exakta position. Kartans mittpunktskoordinat är N 6783041, E 508109 i SWEREF 99 TM.</w:t>
       </w:r>
     </w:p>
     <w:p>
@@ -898,7 +898,7 @@
     <w:r>
       <w:tab/>
       <w:tab/>
-      <w:t>2026-08-14</w:t>
+      <w:t>2026-08-15</w:t>
       <w:br/>
       <w:br/>
     </w:r>

--- a/klagomål/A 12767-2026 FSC-klagomål.docx
+++ b/klagomål/A 12767-2026 FSC-klagomål.docx
@@ -898,7 +898,7 @@
     <w:r>
       <w:tab/>
       <w:tab/>
-      <w:t>2026-08-15</w:t>
+      <w:t>2026-08-16</w:t>
       <w:br/>
       <w:br/>
     </w:r>

--- a/klagomål/A 12767-2026 FSC-klagomål.docx
+++ b/klagomål/A 12767-2026 FSC-klagomål.docx
@@ -898,7 +898,7 @@
     <w:r>
       <w:tab/>
       <w:tab/>
-      <w:t>2026-08-16</w:t>
+      <w:t>2026-08-17</w:t>
       <w:br/>
       <w:br/>
     </w:r>

--- a/klagomål/A 12767-2026 FSC-klagomål.docx
+++ b/klagomål/A 12767-2026 FSC-klagomål.docx
@@ -898,7 +898,7 @@
     <w:r>
       <w:tab/>
       <w:tab/>
-      <w:t>2026-08-17</w:t>
+      <w:t>2026-08-18</w:t>
       <w:br/>
       <w:br/>
     </w:r>

--- a/klagomål/A 12767-2026 FSC-klagomål.docx
+++ b/klagomål/A 12767-2026 FSC-klagomål.docx
@@ -898,7 +898,7 @@
     <w:r>
       <w:tab/>
       <w:tab/>
-      <w:t>2026-08-18</w:t>
+      <w:t>2026-08-19</w:t>
       <w:br/>
       <w:br/>
     </w:r>

--- a/klagomål/A 12767-2026 FSC-klagomål.docx
+++ b/klagomål/A 12767-2026 FSC-klagomål.docx
@@ -898,7 +898,7 @@
     <w:r>
       <w:tab/>
       <w:tab/>
-      <w:t>2026-08-19</w:t>
+      <w:t>2026-08-20</w:t>
       <w:br/>
       <w:br/>
     </w:r>

--- a/klagomål/A 12767-2026 FSC-klagomål.docx
+++ b/klagomål/A 12767-2026 FSC-klagomål.docx
@@ -898,7 +898,7 @@
     <w:r>
       <w:tab/>
       <w:tab/>
-      <w:t>2026-08-20</w:t>
+      <w:t>2026-08-21</w:t>
       <w:br/>
       <w:br/>
     </w:r>

--- a/klagomål/A 12767-2026 FSC-klagomål.docx
+++ b/klagomål/A 12767-2026 FSC-klagomål.docx
@@ -898,7 +898,7 @@
     <w:r>
       <w:tab/>
       <w:tab/>
-      <w:t>2026-08-21</w:t>
+      <w:t>2026-08-22</w:t>
       <w:br/>
       <w:br/>
     </w:r>

--- a/klagomål/A 12767-2026 FSC-klagomål.docx
+++ b/klagomål/A 12767-2026 FSC-klagomål.docx
@@ -898,7 +898,7 @@
     <w:r>
       <w:tab/>
       <w:tab/>
-      <w:t>2026-08-22</w:t>
+      <w:t>2026-08-23</w:t>
       <w:br/>
       <w:br/>
     </w:r>

--- a/klagomål/A 12767-2026 FSC-klagomål.docx
+++ b/klagomål/A 12767-2026 FSC-klagomål.docx
@@ -898,7 +898,7 @@
     <w:r>
       <w:tab/>
       <w:tab/>
-      <w:t>2026-08-23</w:t>
+      <w:t>2026-08-24</w:t>
       <w:br/>
       <w:br/>
     </w:r>

--- a/klagomål/A 12767-2026 FSC-klagomål.docx
+++ b/klagomål/A 12767-2026 FSC-klagomål.docx
@@ -898,7 +898,7 @@
     <w:r>
       <w:tab/>
       <w:tab/>
-      <w:t>2026-08-24</w:t>
+      <w:t>2026-08-25</w:t>
       <w:br/>
       <w:br/>
     </w:r>

--- a/klagomål/A 12767-2026 FSC-klagomål.docx
+++ b/klagomål/A 12767-2026 FSC-klagomål.docx
@@ -898,7 +898,7 @@
     <w:r>
       <w:tab/>
       <w:tab/>
-      <w:t>2026-08-25</w:t>
+      <w:t>2026-08-26</w:t>
       <w:br/>
       <w:br/>
     </w:r>

--- a/klagomål/A 12767-2026 FSC-klagomål.docx
+++ b/klagomål/A 12767-2026 FSC-klagomål.docx
@@ -898,7 +898,7 @@
     <w:r>
       <w:tab/>
       <w:tab/>
-      <w:t>2026-08-26</w:t>
+      <w:t>2026-08-27</w:t>
       <w:br/>
       <w:br/>
     </w:r>

--- a/klagomål/A 12767-2026 FSC-klagomål.docx
+++ b/klagomål/A 12767-2026 FSC-klagomål.docx
@@ -898,7 +898,7 @@
     <w:r>
       <w:tab/>
       <w:tab/>
-      <w:t>2026-08-27</w:t>
+      <w:t>2026-08-28</w:t>
       <w:br/>
       <w:br/>
     </w:r>

--- a/klagomål/A 12767-2026 FSC-klagomål.docx
+++ b/klagomål/A 12767-2026 FSC-klagomål.docx
@@ -898,7 +898,7 @@
     <w:r>
       <w:tab/>
       <w:tab/>
-      <w:t>2026-08-28</w:t>
+      <w:t>2026-08-29</w:t>
       <w:br/>
       <w:br/>
     </w:r>

--- a/klagomål/A 12767-2026 FSC-klagomål.docx
+++ b/klagomål/A 12767-2026 FSC-klagomål.docx
@@ -898,7 +898,7 @@
     <w:r>
       <w:tab/>
       <w:tab/>
-      <w:t>2026-08-29</w:t>
+      <w:t>2026-08-31</w:t>
       <w:br/>
       <w:br/>
     </w:r>

--- a/klagomål/A 12767-2026 FSC-klagomål.docx
+++ b/klagomål/A 12767-2026 FSC-klagomål.docx
@@ -898,7 +898,7 @@
     <w:r>
       <w:tab/>
       <w:tab/>
-      <w:t>2026-08-31</w:t>
+      <w:t>2026-09-01</w:t>
       <w:br/>
       <w:br/>
     </w:r>

--- a/klagomål/A 12767-2026 FSC-klagomål.docx
+++ b/klagomål/A 12767-2026 FSC-klagomål.docx
@@ -898,7 +898,7 @@
     <w:r>
       <w:tab/>
       <w:tab/>
-      <w:t>2026-09-01</w:t>
+      <w:t>2026-09-02</w:t>
       <w:br/>
       <w:br/>
     </w:r>

--- a/klagomål/A 12767-2026 FSC-klagomål.docx
+++ b/klagomål/A 12767-2026 FSC-klagomål.docx
@@ -898,7 +898,7 @@
     <w:r>
       <w:tab/>
       <w:tab/>
-      <w:t>2026-09-02</w:t>
+      <w:t>2026-09-03</w:t>
       <w:br/>
       <w:br/>
     </w:r>

--- a/klagomål/A 12767-2026 FSC-klagomål.docx
+++ b/klagomål/A 12767-2026 FSC-klagomål.docx
@@ -898,7 +898,7 @@
     <w:r>
       <w:tab/>
       <w:tab/>
-      <w:t>2026-09-03</w:t>
+      <w:t>2026-09-04</w:t>
       <w:br/>
       <w:br/>
     </w:r>

--- a/klagomål/A 12767-2026 FSC-klagomål.docx
+++ b/klagomål/A 12767-2026 FSC-klagomål.docx
@@ -898,7 +898,7 @@
     <w:r>
       <w:tab/>
       <w:tab/>
-      <w:t>2026-09-04</w:t>
+      <w:t>2026-09-05</w:t>
       <w:br/>
       <w:br/>
     </w:r>

--- a/klagomål/A 12767-2026 FSC-klagomål.docx
+++ b/klagomål/A 12767-2026 FSC-klagomål.docx
@@ -898,7 +898,7 @@
     <w:r>
       <w:tab/>
       <w:tab/>
-      <w:t>2026-09-05</w:t>
+      <w:t>2026-09-06</w:t>
       <w:br/>
       <w:br/>
     </w:r>

--- a/klagomål/A 12767-2026 FSC-klagomål.docx
+++ b/klagomål/A 12767-2026 FSC-klagomål.docx
@@ -898,7 +898,7 @@
     <w:r>
       <w:tab/>
       <w:tab/>
-      <w:t>2026-09-06</w:t>
+      <w:t>2026-09-07</w:t>
       <w:br/>
       <w:br/>
     </w:r>

--- a/klagomål/A 12767-2026 FSC-klagomål.docx
+++ b/klagomål/A 12767-2026 FSC-klagomål.docx
@@ -898,7 +898,7 @@
     <w:r>
       <w:tab/>
       <w:tab/>
-      <w:t>2026-09-07</w:t>
+      <w:t>2026-09-08</w:t>
       <w:br/>
       <w:br/>
     </w:r>

--- a/klagomål/A 12767-2026 FSC-klagomål.docx
+++ b/klagomål/A 12767-2026 FSC-klagomål.docx
@@ -898,7 +898,7 @@
     <w:r>
       <w:tab/>
       <w:tab/>
-      <w:t>2026-09-08</w:t>
+      <w:t>2026-09-09</w:t>
       <w:br/>
       <w:br/>
     </w:r>

--- a/klagomål/A 12767-2026 FSC-klagomål.docx
+++ b/klagomål/A 12767-2026 FSC-klagomål.docx
@@ -898,7 +898,7 @@
     <w:r>
       <w:tab/>
       <w:tab/>
-      <w:t>2026-09-09</w:t>
+      <w:t>2026-09-10</w:t>
       <w:br/>
       <w:br/>
     </w:r>

--- a/klagomål/A 12767-2026 FSC-klagomål.docx
+++ b/klagomål/A 12767-2026 FSC-klagomål.docx
@@ -898,7 +898,7 @@
     <w:r>
       <w:tab/>
       <w:tab/>
-      <w:t>2026-09-10</w:t>
+      <w:t>2026-09-11</w:t>
       <w:br/>
       <w:br/>
     </w:r>

--- a/klagomål/A 12767-2026 FSC-klagomål.docx
+++ b/klagomål/A 12767-2026 FSC-klagomål.docx
@@ -898,7 +898,7 @@
     <w:r>
       <w:tab/>
       <w:tab/>
-      <w:t>2026-09-11</w:t>
+      <w:t>2026-09-12</w:t>
       <w:br/>
       <w:br/>
     </w:r>

--- a/klagomål/A 12767-2026 FSC-klagomål.docx
+++ b/klagomål/A 12767-2026 FSC-klagomål.docx
@@ -898,7 +898,7 @@
     <w:r>
       <w:tab/>
       <w:tab/>
-      <w:t>2026-09-12</w:t>
+      <w:t>2026-09-13</w:t>
       <w:br/>
       <w:br/>
     </w:r>
